--- a/Reports/ЛР 9 Нікітюк.docx
+++ b/Reports/ЛР 9 Нікітюк.docx
@@ -889,7 +889,351 @@
           <w:sz w:val="28"/>
           <w:szCs w:val="28"/>
         </w:rPr>
-        <w:t xml:space="preserve">[] </w:t>
+        <w:t>[] dy;</w:t>
+      </w:r>
+    </w:p>
+    <w:p>
+      <w:pPr>
+        <w:spacing w:after="0" w:line="240" w:lineRule="auto"/>
+        <w:rPr>
+          <w:rFonts w:ascii="Times New Roman" w:hAnsi="Times New Roman" w:cs="Times New Roman"/>
+          <w:sz w:val="28"/>
+          <w:szCs w:val="28"/>
+        </w:rPr>
+      </w:pPr>
+      <w:r>
+        <w:rPr>
+          <w:rFonts w:ascii="Times New Roman" w:hAnsi="Times New Roman" w:cs="Times New Roman"/>
+          <w:sz w:val="28"/>
+          <w:szCs w:val="28"/>
+        </w:rPr>
+        <w:t xml:space="preserve">        </w:t>
+      </w:r>
+      <w:proofErr w:type="spellStart"/>
+      <w:r>
+        <w:rPr>
+          <w:rFonts w:ascii="Times New Roman" w:hAnsi="Times New Roman" w:cs="Times New Roman"/>
+          <w:sz w:val="28"/>
+          <w:szCs w:val="28"/>
+        </w:rPr>
+        <w:t>Random</w:t>
+      </w:r>
+      <w:proofErr w:type="spellEnd"/>
+      <w:r>
+        <w:rPr>
+          <w:rFonts w:ascii="Times New Roman" w:hAnsi="Times New Roman" w:cs="Times New Roman"/>
+          <w:sz w:val="28"/>
+          <w:szCs w:val="28"/>
+        </w:rPr>
+        <w:t xml:space="preserve"> R = </w:t>
+      </w:r>
+      <w:proofErr w:type="spellStart"/>
+      <w:r>
+        <w:rPr>
+          <w:rFonts w:ascii="Times New Roman" w:hAnsi="Times New Roman" w:cs="Times New Roman"/>
+          <w:sz w:val="28"/>
+          <w:szCs w:val="28"/>
+        </w:rPr>
+        <w:t>new</w:t>
+      </w:r>
+      <w:proofErr w:type="spellEnd"/>
+      <w:r>
+        <w:rPr>
+          <w:rFonts w:ascii="Times New Roman" w:hAnsi="Times New Roman" w:cs="Times New Roman"/>
+          <w:sz w:val="28"/>
+          <w:szCs w:val="28"/>
+        </w:rPr>
+        <w:t xml:space="preserve"> </w:t>
+      </w:r>
+      <w:proofErr w:type="spellStart"/>
+      <w:r>
+        <w:rPr>
+          <w:rFonts w:ascii="Times New Roman" w:hAnsi="Times New Roman" w:cs="Times New Roman"/>
+          <w:sz w:val="28"/>
+          <w:szCs w:val="28"/>
+        </w:rPr>
+        <w:t>Random</w:t>
+      </w:r>
+      <w:proofErr w:type="spellEnd"/>
+      <w:r>
+        <w:rPr>
+          <w:rFonts w:ascii="Times New Roman" w:hAnsi="Times New Roman" w:cs="Times New Roman"/>
+          <w:sz w:val="28"/>
+          <w:szCs w:val="28"/>
+        </w:rPr>
+        <w:t>();</w:t>
+      </w:r>
+    </w:p>
+    <w:p>
+      <w:pPr>
+        <w:spacing w:after="0" w:line="240" w:lineRule="auto"/>
+        <w:rPr>
+          <w:rFonts w:ascii="Times New Roman" w:hAnsi="Times New Roman" w:cs="Times New Roman"/>
+          <w:sz w:val="28"/>
+          <w:szCs w:val="28"/>
+          <w:lang w:val="en-US"/>
+        </w:rPr>
+      </w:pPr>
+      <w:r>
+        <w:rPr>
+          <w:rFonts w:ascii="Times New Roman" w:hAnsi="Times New Roman" w:cs="Times New Roman"/>
+          <w:sz w:val="28"/>
+          <w:szCs w:val="28"/>
+        </w:rPr>
+        <w:t xml:space="preserve">        </w:t>
+      </w:r>
+      <w:proofErr w:type="spellStart"/>
+      <w:r>
+        <w:rPr>
+          <w:rFonts w:ascii="Times New Roman" w:hAnsi="Times New Roman" w:cs="Times New Roman"/>
+          <w:sz w:val="28"/>
+          <w:szCs w:val="28"/>
+        </w:rPr>
+        <w:t>int</w:t>
+      </w:r>
+      <w:proofErr w:type="spellEnd"/>
+      <w:r>
+        <w:rPr>
+          <w:rFonts w:ascii="Times New Roman" w:hAnsi="Times New Roman" w:cs="Times New Roman"/>
+          <w:sz w:val="28"/>
+          <w:szCs w:val="28"/>
+        </w:rPr>
+        <w:t xml:space="preserve"> n;</w:t>
+      </w:r>
+    </w:p>
+    <w:p>
+      <w:pPr>
+        <w:spacing w:after="0" w:line="240" w:lineRule="auto"/>
+        <w:rPr>
+          <w:rFonts w:ascii="Times New Roman" w:hAnsi="Times New Roman" w:cs="Times New Roman"/>
+          <w:sz w:val="28"/>
+          <w:szCs w:val="28"/>
+        </w:rPr>
+      </w:pPr>
+      <w:r>
+        <w:rPr>
+          <w:rFonts w:ascii="Times New Roman" w:hAnsi="Times New Roman" w:cs="Times New Roman"/>
+          <w:sz w:val="28"/>
+          <w:szCs w:val="28"/>
+        </w:rPr>
+        <w:t xml:space="preserve">        </w:t>
+      </w:r>
+      <w:proofErr w:type="spellStart"/>
+      <w:r>
+        <w:rPr>
+          <w:rFonts w:ascii="Times New Roman" w:hAnsi="Times New Roman" w:cs="Times New Roman"/>
+          <w:sz w:val="28"/>
+          <w:szCs w:val="28"/>
+        </w:rPr>
+        <w:t>public</w:t>
+      </w:r>
+      <w:proofErr w:type="spellEnd"/>
+      <w:r>
+        <w:rPr>
+          <w:rFonts w:ascii="Times New Roman" w:hAnsi="Times New Roman" w:cs="Times New Roman"/>
+          <w:sz w:val="28"/>
+          <w:szCs w:val="28"/>
+        </w:rPr>
+        <w:t xml:space="preserve"> </w:t>
+      </w:r>
+      <w:proofErr w:type="spellStart"/>
+      <w:r>
+        <w:rPr>
+          <w:rFonts w:ascii="Times New Roman" w:hAnsi="Times New Roman" w:cs="Times New Roman"/>
+          <w:sz w:val="28"/>
+          <w:szCs w:val="28"/>
+        </w:rPr>
+        <w:t>Katok</w:t>
+      </w:r>
+      <w:proofErr w:type="spellEnd"/>
+      <w:r>
+        <w:rPr>
+          <w:rFonts w:ascii="Times New Roman" w:hAnsi="Times New Roman" w:cs="Times New Roman"/>
+          <w:sz w:val="28"/>
+          <w:szCs w:val="28"/>
+        </w:rPr>
+        <w:t>(</w:t>
+      </w:r>
+      <w:proofErr w:type="spellStart"/>
+      <w:r>
+        <w:rPr>
+          <w:rFonts w:ascii="Times New Roman" w:hAnsi="Times New Roman" w:cs="Times New Roman"/>
+          <w:sz w:val="28"/>
+          <w:szCs w:val="28"/>
+        </w:rPr>
+        <w:t>int</w:t>
+      </w:r>
+      <w:proofErr w:type="spellEnd"/>
+      <w:r>
+        <w:rPr>
+          <w:rFonts w:ascii="Times New Roman" w:hAnsi="Times New Roman" w:cs="Times New Roman"/>
+          <w:sz w:val="28"/>
+          <w:szCs w:val="28"/>
+        </w:rPr>
+        <w:t xml:space="preserve"> N)</w:t>
+      </w:r>
+    </w:p>
+    <w:p>
+      <w:pPr>
+        <w:spacing w:after="0" w:line="240" w:lineRule="auto"/>
+        <w:rPr>
+          <w:rFonts w:ascii="Times New Roman" w:hAnsi="Times New Roman" w:cs="Times New Roman"/>
+          <w:sz w:val="28"/>
+          <w:szCs w:val="28"/>
+        </w:rPr>
+      </w:pPr>
+      <w:r>
+        <w:rPr>
+          <w:rFonts w:ascii="Times New Roman" w:hAnsi="Times New Roman" w:cs="Times New Roman"/>
+          <w:sz w:val="28"/>
+          <w:szCs w:val="28"/>
+        </w:rPr>
+        <w:t xml:space="preserve">        {</w:t>
+      </w:r>
+    </w:p>
+    <w:p>
+      <w:pPr>
+        <w:spacing w:after="0" w:line="240" w:lineRule="auto"/>
+        <w:rPr>
+          <w:rFonts w:ascii="Times New Roman" w:hAnsi="Times New Roman" w:cs="Times New Roman"/>
+          <w:sz w:val="28"/>
+          <w:szCs w:val="28"/>
+          <w:lang w:val="en-US"/>
+        </w:rPr>
+      </w:pPr>
+      <w:r>
+        <w:rPr>
+          <w:rFonts w:ascii="Times New Roman" w:hAnsi="Times New Roman" w:cs="Times New Roman"/>
+          <w:sz w:val="28"/>
+          <w:szCs w:val="28"/>
+        </w:rPr>
+        <w:t xml:space="preserve">            </w:t>
+      </w:r>
+      <w:proofErr w:type="spellStart"/>
+      <w:r>
+        <w:rPr>
+          <w:rFonts w:ascii="Times New Roman" w:hAnsi="Times New Roman" w:cs="Times New Roman"/>
+          <w:sz w:val="28"/>
+          <w:szCs w:val="28"/>
+        </w:rPr>
+        <w:t>InitializeComponent</w:t>
+      </w:r>
+      <w:proofErr w:type="spellEnd"/>
+      <w:r>
+        <w:rPr>
+          <w:rFonts w:ascii="Times New Roman" w:hAnsi="Times New Roman" w:cs="Times New Roman"/>
+          <w:sz w:val="28"/>
+          <w:szCs w:val="28"/>
+        </w:rPr>
+        <w:t>();</w:t>
+      </w:r>
+    </w:p>
+    <w:p>
+      <w:pPr>
+        <w:spacing w:after="0" w:line="240" w:lineRule="auto"/>
+        <w:rPr>
+          <w:rFonts w:ascii="Times New Roman" w:hAnsi="Times New Roman" w:cs="Times New Roman"/>
+          <w:sz w:val="28"/>
+          <w:szCs w:val="28"/>
+        </w:rPr>
+      </w:pPr>
+      <w:r>
+        <w:rPr>
+          <w:rFonts w:ascii="Times New Roman" w:hAnsi="Times New Roman" w:cs="Times New Roman"/>
+          <w:sz w:val="28"/>
+          <w:szCs w:val="28"/>
+        </w:rPr>
+        <w:t xml:space="preserve">            n = N;</w:t>
+      </w:r>
+    </w:p>
+    <w:p>
+      <w:pPr>
+        <w:spacing w:after="0" w:line="240" w:lineRule="auto"/>
+        <w:rPr>
+          <w:rFonts w:ascii="Times New Roman" w:hAnsi="Times New Roman" w:cs="Times New Roman"/>
+          <w:sz w:val="28"/>
+          <w:szCs w:val="28"/>
+        </w:rPr>
+      </w:pPr>
+      <w:r>
+        <w:rPr>
+          <w:rFonts w:ascii="Times New Roman" w:hAnsi="Times New Roman" w:cs="Times New Roman"/>
+          <w:sz w:val="28"/>
+          <w:szCs w:val="28"/>
+        </w:rPr>
+        <w:t xml:space="preserve">            P = </w:t>
+      </w:r>
+      <w:proofErr w:type="spellStart"/>
+      <w:r>
+        <w:rPr>
+          <w:rFonts w:ascii="Times New Roman" w:hAnsi="Times New Roman" w:cs="Times New Roman"/>
+          <w:sz w:val="28"/>
+          <w:szCs w:val="28"/>
+        </w:rPr>
+        <w:t>new</w:t>
+      </w:r>
+      <w:proofErr w:type="spellEnd"/>
+      <w:r>
+        <w:rPr>
+          <w:rFonts w:ascii="Times New Roman" w:hAnsi="Times New Roman" w:cs="Times New Roman"/>
+          <w:sz w:val="28"/>
+          <w:szCs w:val="28"/>
+        </w:rPr>
+        <w:t xml:space="preserve"> Point[N];</w:t>
+      </w:r>
+    </w:p>
+    <w:p>
+      <w:pPr>
+        <w:spacing w:after="0" w:line="240" w:lineRule="auto"/>
+        <w:rPr>
+          <w:rFonts w:ascii="Times New Roman" w:hAnsi="Times New Roman" w:cs="Times New Roman"/>
+          <w:sz w:val="28"/>
+          <w:szCs w:val="28"/>
+        </w:rPr>
+      </w:pPr>
+      <w:r>
+        <w:rPr>
+          <w:rFonts w:ascii="Times New Roman" w:hAnsi="Times New Roman" w:cs="Times New Roman"/>
+          <w:sz w:val="28"/>
+          <w:szCs w:val="28"/>
+        </w:rPr>
+        <w:t xml:space="preserve">            dx = </w:t>
+      </w:r>
+      <w:proofErr w:type="spellStart"/>
+      <w:r>
+        <w:rPr>
+          <w:rFonts w:ascii="Times New Roman" w:hAnsi="Times New Roman" w:cs="Times New Roman"/>
+          <w:sz w:val="28"/>
+          <w:szCs w:val="28"/>
+        </w:rPr>
+        <w:t>new</w:t>
+      </w:r>
+      <w:proofErr w:type="spellEnd"/>
+      <w:r>
+        <w:rPr>
+          <w:rFonts w:ascii="Times New Roman" w:hAnsi="Times New Roman" w:cs="Times New Roman"/>
+          <w:sz w:val="28"/>
+          <w:szCs w:val="28"/>
+        </w:rPr>
+        <w:t xml:space="preserve"> int[N];</w:t>
+      </w:r>
+    </w:p>
+    <w:p>
+      <w:pPr>
+        <w:spacing w:after="0" w:line="240" w:lineRule="auto"/>
+        <w:rPr>
+          <w:rFonts w:ascii="Times New Roman" w:hAnsi="Times New Roman" w:cs="Times New Roman"/>
+          <w:sz w:val="28"/>
+          <w:szCs w:val="28"/>
+        </w:rPr>
+      </w:pPr>
+      <w:r>
+        <w:rPr>
+          <w:rFonts w:ascii="Times New Roman" w:hAnsi="Times New Roman" w:cs="Times New Roman"/>
+          <w:sz w:val="28"/>
+          <w:szCs w:val="28"/>
+        </w:rPr>
+        <w:t xml:space="preserve">            </w:t>
       </w:r>
       <w:proofErr w:type="spellStart"/>
       <w:r>
@@ -907,423 +1251,7 @@
           <w:sz w:val="28"/>
           <w:szCs w:val="28"/>
         </w:rPr>
-        <w:t>;</w:t>
-      </w:r>
-    </w:p>
-    <w:p>
-      <w:pPr>
-        <w:spacing w:after="0" w:line="240" w:lineRule="auto"/>
-        <w:rPr>
-          <w:rFonts w:ascii="Times New Roman" w:hAnsi="Times New Roman" w:cs="Times New Roman"/>
-          <w:sz w:val="28"/>
-          <w:szCs w:val="28"/>
-        </w:rPr>
-      </w:pPr>
-      <w:r>
-        <w:rPr>
-          <w:rFonts w:ascii="Times New Roman" w:hAnsi="Times New Roman" w:cs="Times New Roman"/>
-          <w:sz w:val="28"/>
-          <w:szCs w:val="28"/>
-        </w:rPr>
-        <w:t xml:space="preserve">        </w:t>
-      </w:r>
-      <w:proofErr w:type="spellStart"/>
-      <w:r>
-        <w:rPr>
-          <w:rFonts w:ascii="Times New Roman" w:hAnsi="Times New Roman" w:cs="Times New Roman"/>
-          <w:sz w:val="28"/>
-          <w:szCs w:val="28"/>
-        </w:rPr>
-        <w:t>Random</w:t>
-      </w:r>
-      <w:proofErr w:type="spellEnd"/>
-      <w:r>
-        <w:rPr>
-          <w:rFonts w:ascii="Times New Roman" w:hAnsi="Times New Roman" w:cs="Times New Roman"/>
-          <w:sz w:val="28"/>
-          <w:szCs w:val="28"/>
-        </w:rPr>
-        <w:t xml:space="preserve"> R = </w:t>
-      </w:r>
-      <w:proofErr w:type="spellStart"/>
-      <w:r>
-        <w:rPr>
-          <w:rFonts w:ascii="Times New Roman" w:hAnsi="Times New Roman" w:cs="Times New Roman"/>
-          <w:sz w:val="28"/>
-          <w:szCs w:val="28"/>
-        </w:rPr>
-        <w:t>new</w:t>
-      </w:r>
-      <w:proofErr w:type="spellEnd"/>
-      <w:r>
-        <w:rPr>
-          <w:rFonts w:ascii="Times New Roman" w:hAnsi="Times New Roman" w:cs="Times New Roman"/>
-          <w:sz w:val="28"/>
-          <w:szCs w:val="28"/>
-        </w:rPr>
-        <w:t xml:space="preserve"> </w:t>
-      </w:r>
-      <w:proofErr w:type="spellStart"/>
-      <w:r>
-        <w:rPr>
-          <w:rFonts w:ascii="Times New Roman" w:hAnsi="Times New Roman" w:cs="Times New Roman"/>
-          <w:sz w:val="28"/>
-          <w:szCs w:val="28"/>
-        </w:rPr>
-        <w:t>Random</w:t>
-      </w:r>
-      <w:proofErr w:type="spellEnd"/>
-      <w:r>
-        <w:rPr>
-          <w:rFonts w:ascii="Times New Roman" w:hAnsi="Times New Roman" w:cs="Times New Roman"/>
-          <w:sz w:val="28"/>
-          <w:szCs w:val="28"/>
-        </w:rPr>
-        <w:t>();</w:t>
-      </w:r>
-    </w:p>
-    <w:p>
-      <w:pPr>
-        <w:spacing w:after="0" w:line="240" w:lineRule="auto"/>
-        <w:rPr>
-          <w:rFonts w:ascii="Times New Roman" w:hAnsi="Times New Roman" w:cs="Times New Roman"/>
-          <w:sz w:val="28"/>
-          <w:szCs w:val="28"/>
-          <w:lang w:val="en-US"/>
-        </w:rPr>
-      </w:pPr>
-      <w:r>
-        <w:rPr>
-          <w:rFonts w:ascii="Times New Roman" w:hAnsi="Times New Roman" w:cs="Times New Roman"/>
-          <w:sz w:val="28"/>
-          <w:szCs w:val="28"/>
-        </w:rPr>
-        <w:t xml:space="preserve">        </w:t>
-      </w:r>
-      <w:proofErr w:type="spellStart"/>
-      <w:r>
-        <w:rPr>
-          <w:rFonts w:ascii="Times New Roman" w:hAnsi="Times New Roman" w:cs="Times New Roman"/>
-          <w:sz w:val="28"/>
-          <w:szCs w:val="28"/>
-        </w:rPr>
-        <w:t>int</w:t>
-      </w:r>
-      <w:proofErr w:type="spellEnd"/>
-      <w:r>
-        <w:rPr>
-          <w:rFonts w:ascii="Times New Roman" w:hAnsi="Times New Roman" w:cs="Times New Roman"/>
-          <w:sz w:val="28"/>
-          <w:szCs w:val="28"/>
-        </w:rPr>
-        <w:t xml:space="preserve"> n;</w:t>
-      </w:r>
-    </w:p>
-    <w:p>
-      <w:pPr>
-        <w:spacing w:after="0" w:line="240" w:lineRule="auto"/>
-        <w:rPr>
-          <w:rFonts w:ascii="Times New Roman" w:hAnsi="Times New Roman" w:cs="Times New Roman"/>
-          <w:sz w:val="28"/>
-          <w:szCs w:val="28"/>
-        </w:rPr>
-      </w:pPr>
-      <w:r>
-        <w:rPr>
-          <w:rFonts w:ascii="Times New Roman" w:hAnsi="Times New Roman" w:cs="Times New Roman"/>
-          <w:sz w:val="28"/>
-          <w:szCs w:val="28"/>
-        </w:rPr>
-        <w:t xml:space="preserve">        </w:t>
-      </w:r>
-      <w:proofErr w:type="spellStart"/>
-      <w:r>
-        <w:rPr>
-          <w:rFonts w:ascii="Times New Roman" w:hAnsi="Times New Roman" w:cs="Times New Roman"/>
-          <w:sz w:val="28"/>
-          <w:szCs w:val="28"/>
-        </w:rPr>
-        <w:t>public</w:t>
-      </w:r>
-      <w:proofErr w:type="spellEnd"/>
-      <w:r>
-        <w:rPr>
-          <w:rFonts w:ascii="Times New Roman" w:hAnsi="Times New Roman" w:cs="Times New Roman"/>
-          <w:sz w:val="28"/>
-          <w:szCs w:val="28"/>
-        </w:rPr>
-        <w:t xml:space="preserve"> </w:t>
-      </w:r>
-      <w:proofErr w:type="spellStart"/>
-      <w:r>
-        <w:rPr>
-          <w:rFonts w:ascii="Times New Roman" w:hAnsi="Times New Roman" w:cs="Times New Roman"/>
-          <w:sz w:val="28"/>
-          <w:szCs w:val="28"/>
-        </w:rPr>
-        <w:t>Katok</w:t>
-      </w:r>
-      <w:proofErr w:type="spellEnd"/>
-      <w:r>
-        <w:rPr>
-          <w:rFonts w:ascii="Times New Roman" w:hAnsi="Times New Roman" w:cs="Times New Roman"/>
-          <w:sz w:val="28"/>
-          <w:szCs w:val="28"/>
-        </w:rPr>
-        <w:t>(</w:t>
-      </w:r>
-      <w:proofErr w:type="spellStart"/>
-      <w:r>
-        <w:rPr>
-          <w:rFonts w:ascii="Times New Roman" w:hAnsi="Times New Roman" w:cs="Times New Roman"/>
-          <w:sz w:val="28"/>
-          <w:szCs w:val="28"/>
-        </w:rPr>
-        <w:t>int</w:t>
-      </w:r>
-      <w:proofErr w:type="spellEnd"/>
-      <w:r>
-        <w:rPr>
-          <w:rFonts w:ascii="Times New Roman" w:hAnsi="Times New Roman" w:cs="Times New Roman"/>
-          <w:sz w:val="28"/>
-          <w:szCs w:val="28"/>
-        </w:rPr>
-        <w:t xml:space="preserve"> N)</w:t>
-      </w:r>
-    </w:p>
-    <w:p>
-      <w:pPr>
-        <w:spacing w:after="0" w:line="240" w:lineRule="auto"/>
-        <w:rPr>
-          <w:rFonts w:ascii="Times New Roman" w:hAnsi="Times New Roman" w:cs="Times New Roman"/>
-          <w:sz w:val="28"/>
-          <w:szCs w:val="28"/>
-        </w:rPr>
-      </w:pPr>
-      <w:r>
-        <w:rPr>
-          <w:rFonts w:ascii="Times New Roman" w:hAnsi="Times New Roman" w:cs="Times New Roman"/>
-          <w:sz w:val="28"/>
-          <w:szCs w:val="28"/>
-        </w:rPr>
-        <w:t xml:space="preserve">        {</w:t>
-      </w:r>
-    </w:p>
-    <w:p>
-      <w:pPr>
-        <w:spacing w:after="0" w:line="240" w:lineRule="auto"/>
-        <w:rPr>
-          <w:rFonts w:ascii="Times New Roman" w:hAnsi="Times New Roman" w:cs="Times New Roman"/>
-          <w:sz w:val="28"/>
-          <w:szCs w:val="28"/>
-          <w:lang w:val="en-US"/>
-        </w:rPr>
-      </w:pPr>
-      <w:r>
-        <w:rPr>
-          <w:rFonts w:ascii="Times New Roman" w:hAnsi="Times New Roman" w:cs="Times New Roman"/>
-          <w:sz w:val="28"/>
-          <w:szCs w:val="28"/>
-        </w:rPr>
-        <w:t xml:space="preserve">            </w:t>
-      </w:r>
-      <w:proofErr w:type="spellStart"/>
-      <w:r>
-        <w:rPr>
-          <w:rFonts w:ascii="Times New Roman" w:hAnsi="Times New Roman" w:cs="Times New Roman"/>
-          <w:sz w:val="28"/>
-          <w:szCs w:val="28"/>
-        </w:rPr>
-        <w:t>InitializeComponent</w:t>
-      </w:r>
-      <w:proofErr w:type="spellEnd"/>
-      <w:r>
-        <w:rPr>
-          <w:rFonts w:ascii="Times New Roman" w:hAnsi="Times New Roman" w:cs="Times New Roman"/>
-          <w:sz w:val="28"/>
-          <w:szCs w:val="28"/>
-        </w:rPr>
-        <w:t>();</w:t>
-      </w:r>
-    </w:p>
-    <w:p>
-      <w:pPr>
-        <w:spacing w:after="0" w:line="240" w:lineRule="auto"/>
-        <w:rPr>
-          <w:rFonts w:ascii="Times New Roman" w:hAnsi="Times New Roman" w:cs="Times New Roman"/>
-          <w:sz w:val="28"/>
-          <w:szCs w:val="28"/>
-        </w:rPr>
-      </w:pPr>
-      <w:r>
-        <w:rPr>
-          <w:rFonts w:ascii="Times New Roman" w:hAnsi="Times New Roman" w:cs="Times New Roman"/>
-          <w:sz w:val="28"/>
-          <w:szCs w:val="28"/>
-        </w:rPr>
-        <w:t xml:space="preserve">            n = N;</w:t>
-      </w:r>
-    </w:p>
-    <w:p>
-      <w:pPr>
-        <w:spacing w:after="0" w:line="240" w:lineRule="auto"/>
-        <w:rPr>
-          <w:rFonts w:ascii="Times New Roman" w:hAnsi="Times New Roman" w:cs="Times New Roman"/>
-          <w:sz w:val="28"/>
-          <w:szCs w:val="28"/>
-        </w:rPr>
-      </w:pPr>
-      <w:r>
-        <w:rPr>
-          <w:rFonts w:ascii="Times New Roman" w:hAnsi="Times New Roman" w:cs="Times New Roman"/>
-          <w:sz w:val="28"/>
-          <w:szCs w:val="28"/>
-        </w:rPr>
-        <w:t xml:space="preserve">            P = </w:t>
-      </w:r>
-      <w:proofErr w:type="spellStart"/>
-      <w:r>
-        <w:rPr>
-          <w:rFonts w:ascii="Times New Roman" w:hAnsi="Times New Roman" w:cs="Times New Roman"/>
-          <w:sz w:val="28"/>
-          <w:szCs w:val="28"/>
-        </w:rPr>
-        <w:t>new</w:t>
-      </w:r>
-      <w:proofErr w:type="spellEnd"/>
-      <w:r>
-        <w:rPr>
-          <w:rFonts w:ascii="Times New Roman" w:hAnsi="Times New Roman" w:cs="Times New Roman"/>
-          <w:sz w:val="28"/>
-          <w:szCs w:val="28"/>
-        </w:rPr>
-        <w:t xml:space="preserve"> </w:t>
-      </w:r>
-      <w:proofErr w:type="spellStart"/>
-      <w:r>
-        <w:rPr>
-          <w:rFonts w:ascii="Times New Roman" w:hAnsi="Times New Roman" w:cs="Times New Roman"/>
-          <w:sz w:val="28"/>
-          <w:szCs w:val="28"/>
-        </w:rPr>
-        <w:t>Point</w:t>
-      </w:r>
-      <w:proofErr w:type="spellEnd"/>
-      <w:r>
-        <w:rPr>
-          <w:rFonts w:ascii="Times New Roman" w:hAnsi="Times New Roman" w:cs="Times New Roman"/>
-          <w:sz w:val="28"/>
-          <w:szCs w:val="28"/>
-        </w:rPr>
-        <w:t>[N];</w:t>
-      </w:r>
-    </w:p>
-    <w:p>
-      <w:pPr>
-        <w:spacing w:after="0" w:line="240" w:lineRule="auto"/>
-        <w:rPr>
-          <w:rFonts w:ascii="Times New Roman" w:hAnsi="Times New Roman" w:cs="Times New Roman"/>
-          <w:sz w:val="28"/>
-          <w:szCs w:val="28"/>
-        </w:rPr>
-      </w:pPr>
-      <w:r>
-        <w:rPr>
-          <w:rFonts w:ascii="Times New Roman" w:hAnsi="Times New Roman" w:cs="Times New Roman"/>
-          <w:sz w:val="28"/>
-          <w:szCs w:val="28"/>
-        </w:rPr>
-        <w:t xml:space="preserve">            dx = </w:t>
-      </w:r>
-      <w:proofErr w:type="spellStart"/>
-      <w:r>
-        <w:rPr>
-          <w:rFonts w:ascii="Times New Roman" w:hAnsi="Times New Roman" w:cs="Times New Roman"/>
-          <w:sz w:val="28"/>
-          <w:szCs w:val="28"/>
-        </w:rPr>
-        <w:t>new</w:t>
-      </w:r>
-      <w:proofErr w:type="spellEnd"/>
-      <w:r>
-        <w:rPr>
-          <w:rFonts w:ascii="Times New Roman" w:hAnsi="Times New Roman" w:cs="Times New Roman"/>
-          <w:sz w:val="28"/>
-          <w:szCs w:val="28"/>
-        </w:rPr>
-        <w:t xml:space="preserve"> </w:t>
-      </w:r>
-      <w:proofErr w:type="spellStart"/>
-      <w:r>
-        <w:rPr>
-          <w:rFonts w:ascii="Times New Roman" w:hAnsi="Times New Roman" w:cs="Times New Roman"/>
-          <w:sz w:val="28"/>
-          <w:szCs w:val="28"/>
-        </w:rPr>
-        <w:t>int</w:t>
-      </w:r>
-      <w:proofErr w:type="spellEnd"/>
-      <w:r>
-        <w:rPr>
-          <w:rFonts w:ascii="Times New Roman" w:hAnsi="Times New Roman" w:cs="Times New Roman"/>
-          <w:sz w:val="28"/>
-          <w:szCs w:val="28"/>
-        </w:rPr>
-        <w:t>[N];</w:t>
-      </w:r>
-    </w:p>
-    <w:p>
-      <w:pPr>
-        <w:spacing w:after="0" w:line="240" w:lineRule="auto"/>
-        <w:rPr>
-          <w:rFonts w:ascii="Times New Roman" w:hAnsi="Times New Roman" w:cs="Times New Roman"/>
-          <w:sz w:val="28"/>
-          <w:szCs w:val="28"/>
-        </w:rPr>
-      </w:pPr>
-      <w:r>
-        <w:rPr>
-          <w:rFonts w:ascii="Times New Roman" w:hAnsi="Times New Roman" w:cs="Times New Roman"/>
-          <w:sz w:val="28"/>
-          <w:szCs w:val="28"/>
-        </w:rPr>
-        <w:t xml:space="preserve">            </w:t>
-      </w:r>
-      <w:proofErr w:type="spellStart"/>
-      <w:r>
-        <w:rPr>
-          <w:rFonts w:ascii="Times New Roman" w:hAnsi="Times New Roman" w:cs="Times New Roman"/>
-          <w:sz w:val="28"/>
-          <w:szCs w:val="28"/>
-        </w:rPr>
-        <w:t>dy</w:t>
-      </w:r>
-      <w:proofErr w:type="spellEnd"/>
-      <w:r>
-        <w:rPr>
-          <w:rFonts w:ascii="Times New Roman" w:hAnsi="Times New Roman" w:cs="Times New Roman"/>
-          <w:sz w:val="28"/>
-          <w:szCs w:val="28"/>
-        </w:rPr>
-        <w:t xml:space="preserve"> = </w:t>
-      </w:r>
-      <w:proofErr w:type="spellStart"/>
-      <w:r>
-        <w:rPr>
-          <w:rFonts w:ascii="Times New Roman" w:hAnsi="Times New Roman" w:cs="Times New Roman"/>
-          <w:sz w:val="28"/>
-          <w:szCs w:val="28"/>
-        </w:rPr>
-        <w:t>new</w:t>
-      </w:r>
-      <w:proofErr w:type="spellEnd"/>
-      <w:r>
-        <w:rPr>
-          <w:rFonts w:ascii="Times New Roman" w:hAnsi="Times New Roman" w:cs="Times New Roman"/>
-          <w:sz w:val="28"/>
-          <w:szCs w:val="28"/>
-        </w:rPr>
-        <w:t xml:space="preserve"> </w:t>
+        <w:t xml:space="preserve"> = new </w:t>
       </w:r>
       <w:proofErr w:type="spellStart"/>
       <w:r>
@@ -1724,6 +1652,224 @@
           <w:sz w:val="28"/>
           <w:szCs w:val="28"/>
         </w:rPr>
+        <w:t xml:space="preserve"> (dy[i] == 0);</w:t>
+      </w:r>
+    </w:p>
+    <w:p>
+      <w:pPr>
+        <w:spacing w:after="0" w:line="240" w:lineRule="auto"/>
+        <w:rPr>
+          <w:rFonts w:ascii="Times New Roman" w:hAnsi="Times New Roman" w:cs="Times New Roman"/>
+          <w:sz w:val="28"/>
+          <w:szCs w:val="28"/>
+          <w:lang w:val="en-US"/>
+        </w:rPr>
+      </w:pPr>
+      <w:r>
+        <w:rPr>
+          <w:rFonts w:ascii="Times New Roman" w:hAnsi="Times New Roman" w:cs="Times New Roman"/>
+          <w:sz w:val="28"/>
+          <w:szCs w:val="28"/>
+        </w:rPr>
+        <w:t xml:space="preserve">            }</w:t>
+      </w:r>
+    </w:p>
+    <w:p>
+      <w:pPr>
+        <w:spacing w:after="0" w:line="240" w:lineRule="auto"/>
+        <w:rPr>
+          <w:rFonts w:ascii="Times New Roman" w:hAnsi="Times New Roman" w:cs="Times New Roman"/>
+          <w:sz w:val="28"/>
+          <w:szCs w:val="28"/>
+        </w:rPr>
+      </w:pPr>
+      <w:r>
+        <w:rPr>
+          <w:rFonts w:ascii="Times New Roman" w:hAnsi="Times New Roman" w:cs="Times New Roman"/>
+          <w:sz w:val="28"/>
+          <w:szCs w:val="28"/>
+        </w:rPr>
+        <w:t xml:space="preserve">            timer1.Start();</w:t>
+      </w:r>
+    </w:p>
+    <w:p>
+      <w:pPr>
+        <w:spacing w:after="0" w:line="240" w:lineRule="auto"/>
+        <w:rPr>
+          <w:rFonts w:ascii="Times New Roman" w:hAnsi="Times New Roman" w:cs="Times New Roman"/>
+          <w:sz w:val="28"/>
+          <w:szCs w:val="28"/>
+          <w:lang w:val="en-US"/>
+        </w:rPr>
+      </w:pPr>
+      <w:r>
+        <w:rPr>
+          <w:rFonts w:ascii="Times New Roman" w:hAnsi="Times New Roman" w:cs="Times New Roman"/>
+          <w:sz w:val="28"/>
+          <w:szCs w:val="28"/>
+        </w:rPr>
+        <w:t xml:space="preserve">        }</w:t>
+      </w:r>
+    </w:p>
+    <w:p>
+      <w:pPr>
+        <w:spacing w:after="0" w:line="240" w:lineRule="auto"/>
+        <w:rPr>
+          <w:rFonts w:ascii="Times New Roman" w:hAnsi="Times New Roman" w:cs="Times New Roman"/>
+          <w:sz w:val="28"/>
+          <w:szCs w:val="28"/>
+        </w:rPr>
+      </w:pPr>
+      <w:r>
+        <w:rPr>
+          <w:rFonts w:ascii="Times New Roman" w:hAnsi="Times New Roman" w:cs="Times New Roman"/>
+          <w:sz w:val="28"/>
+          <w:szCs w:val="28"/>
+        </w:rPr>
+        <w:t xml:space="preserve">        </w:t>
+      </w:r>
+      <w:proofErr w:type="spellStart"/>
+      <w:r>
+        <w:rPr>
+          <w:rFonts w:ascii="Times New Roman" w:hAnsi="Times New Roman" w:cs="Times New Roman"/>
+          <w:sz w:val="28"/>
+          <w:szCs w:val="28"/>
+        </w:rPr>
+        <w:t>private</w:t>
+      </w:r>
+      <w:proofErr w:type="spellEnd"/>
+      <w:r>
+        <w:rPr>
+          <w:rFonts w:ascii="Times New Roman" w:hAnsi="Times New Roman" w:cs="Times New Roman"/>
+          <w:sz w:val="28"/>
+          <w:szCs w:val="28"/>
+        </w:rPr>
+        <w:t xml:space="preserve"> </w:t>
+      </w:r>
+      <w:proofErr w:type="spellStart"/>
+      <w:r>
+        <w:rPr>
+          <w:rFonts w:ascii="Times New Roman" w:hAnsi="Times New Roman" w:cs="Times New Roman"/>
+          <w:sz w:val="28"/>
+          <w:szCs w:val="28"/>
+        </w:rPr>
+        <w:t>void</w:t>
+      </w:r>
+      <w:proofErr w:type="spellEnd"/>
+      <w:r>
+        <w:rPr>
+          <w:rFonts w:ascii="Times New Roman" w:hAnsi="Times New Roman" w:cs="Times New Roman"/>
+          <w:sz w:val="28"/>
+          <w:szCs w:val="28"/>
+        </w:rPr>
+        <w:t xml:space="preserve"> timer1_Tick(</w:t>
+      </w:r>
+      <w:proofErr w:type="spellStart"/>
+      <w:r>
+        <w:rPr>
+          <w:rFonts w:ascii="Times New Roman" w:hAnsi="Times New Roman" w:cs="Times New Roman"/>
+          <w:sz w:val="28"/>
+          <w:szCs w:val="28"/>
+        </w:rPr>
+        <w:t>object</w:t>
+      </w:r>
+      <w:proofErr w:type="spellEnd"/>
+      <w:r>
+        <w:rPr>
+          <w:rFonts w:ascii="Times New Roman" w:hAnsi="Times New Roman" w:cs="Times New Roman"/>
+          <w:sz w:val="28"/>
+          <w:szCs w:val="28"/>
+        </w:rPr>
+        <w:t xml:space="preserve"> </w:t>
+      </w:r>
+      <w:proofErr w:type="spellStart"/>
+      <w:r>
+        <w:rPr>
+          <w:rFonts w:ascii="Times New Roman" w:hAnsi="Times New Roman" w:cs="Times New Roman"/>
+          <w:sz w:val="28"/>
+          <w:szCs w:val="28"/>
+        </w:rPr>
+        <w:t>sender</w:t>
+      </w:r>
+      <w:proofErr w:type="spellEnd"/>
+      <w:r>
+        <w:rPr>
+          <w:rFonts w:ascii="Times New Roman" w:hAnsi="Times New Roman" w:cs="Times New Roman"/>
+          <w:sz w:val="28"/>
+          <w:szCs w:val="28"/>
+        </w:rPr>
+        <w:t xml:space="preserve">, </w:t>
+      </w:r>
+      <w:proofErr w:type="spellStart"/>
+      <w:r>
+        <w:rPr>
+          <w:rFonts w:ascii="Times New Roman" w:hAnsi="Times New Roman" w:cs="Times New Roman"/>
+          <w:sz w:val="28"/>
+          <w:szCs w:val="28"/>
+        </w:rPr>
+        <w:t>EventArgs</w:t>
+      </w:r>
+      <w:proofErr w:type="spellEnd"/>
+      <w:r>
+        <w:rPr>
+          <w:rFonts w:ascii="Times New Roman" w:hAnsi="Times New Roman" w:cs="Times New Roman"/>
+          <w:sz w:val="28"/>
+          <w:szCs w:val="28"/>
+        </w:rPr>
+        <w:t xml:space="preserve"> e)</w:t>
+      </w:r>
+    </w:p>
+    <w:p>
+      <w:pPr>
+        <w:spacing w:after="0" w:line="240" w:lineRule="auto"/>
+        <w:rPr>
+          <w:rFonts w:ascii="Times New Roman" w:hAnsi="Times New Roman" w:cs="Times New Roman"/>
+          <w:sz w:val="28"/>
+          <w:szCs w:val="28"/>
+        </w:rPr>
+      </w:pPr>
+      <w:r>
+        <w:rPr>
+          <w:rFonts w:ascii="Times New Roman" w:hAnsi="Times New Roman" w:cs="Times New Roman"/>
+          <w:sz w:val="28"/>
+          <w:szCs w:val="28"/>
+        </w:rPr>
+        <w:t xml:space="preserve">        {</w:t>
+      </w:r>
+    </w:p>
+    <w:p>
+      <w:pPr>
+        <w:spacing w:after="0" w:line="240" w:lineRule="auto"/>
+        <w:rPr>
+          <w:rFonts w:ascii="Times New Roman" w:hAnsi="Times New Roman" w:cs="Times New Roman"/>
+          <w:sz w:val="28"/>
+          <w:szCs w:val="28"/>
+        </w:rPr>
+      </w:pPr>
+      <w:r>
+        <w:rPr>
+          <w:rFonts w:ascii="Times New Roman" w:hAnsi="Times New Roman" w:cs="Times New Roman"/>
+          <w:sz w:val="28"/>
+          <w:szCs w:val="28"/>
+        </w:rPr>
+        <w:t xml:space="preserve">            </w:t>
+      </w:r>
+      <w:proofErr w:type="spellStart"/>
+      <w:r>
+        <w:rPr>
+          <w:rFonts w:ascii="Times New Roman" w:hAnsi="Times New Roman" w:cs="Times New Roman"/>
+          <w:sz w:val="28"/>
+          <w:szCs w:val="28"/>
+        </w:rPr>
+        <w:t>for</w:t>
+      </w:r>
+      <w:proofErr w:type="spellEnd"/>
+      <w:r>
+        <w:rPr>
+          <w:rFonts w:ascii="Times New Roman" w:hAnsi="Times New Roman" w:cs="Times New Roman"/>
+          <w:sz w:val="28"/>
+          <w:szCs w:val="28"/>
+        </w:rPr>
         <w:t xml:space="preserve"> (</w:t>
       </w:r>
       <w:proofErr w:type="spellStart"/>
@@ -1733,6 +1879,79 @@
           <w:sz w:val="28"/>
           <w:szCs w:val="28"/>
         </w:rPr>
+        <w:t>int</w:t>
+      </w:r>
+      <w:proofErr w:type="spellEnd"/>
+      <w:r>
+        <w:rPr>
+          <w:rFonts w:ascii="Times New Roman" w:hAnsi="Times New Roman" w:cs="Times New Roman"/>
+          <w:sz w:val="28"/>
+          <w:szCs w:val="28"/>
+        </w:rPr>
+        <w:t xml:space="preserve"> i = 0; i &lt; n; i++)</w:t>
+      </w:r>
+    </w:p>
+    <w:p>
+      <w:pPr>
+        <w:spacing w:after="0" w:line="240" w:lineRule="auto"/>
+        <w:rPr>
+          <w:rFonts w:ascii="Times New Roman" w:hAnsi="Times New Roman" w:cs="Times New Roman"/>
+          <w:sz w:val="28"/>
+          <w:szCs w:val="28"/>
+        </w:rPr>
+      </w:pPr>
+      <w:r>
+        <w:rPr>
+          <w:rFonts w:ascii="Times New Roman" w:hAnsi="Times New Roman" w:cs="Times New Roman"/>
+          <w:sz w:val="28"/>
+          <w:szCs w:val="28"/>
+        </w:rPr>
+        <w:t xml:space="preserve">            {</w:t>
+      </w:r>
+    </w:p>
+    <w:p>
+      <w:pPr>
+        <w:spacing w:after="0" w:line="240" w:lineRule="auto"/>
+        <w:rPr>
+          <w:rFonts w:ascii="Times New Roman" w:hAnsi="Times New Roman" w:cs="Times New Roman"/>
+          <w:sz w:val="28"/>
+          <w:szCs w:val="28"/>
+        </w:rPr>
+      </w:pPr>
+      <w:r>
+        <w:rPr>
+          <w:rFonts w:ascii="Times New Roman" w:hAnsi="Times New Roman" w:cs="Times New Roman"/>
+          <w:sz w:val="28"/>
+          <w:szCs w:val="28"/>
+        </w:rPr>
+        <w:t xml:space="preserve">                P[i].X += dx[i];</w:t>
+      </w:r>
+    </w:p>
+    <w:p>
+      <w:pPr>
+        <w:spacing w:after="0" w:line="240" w:lineRule="auto"/>
+        <w:rPr>
+          <w:rFonts w:ascii="Times New Roman" w:hAnsi="Times New Roman" w:cs="Times New Roman"/>
+          <w:sz w:val="28"/>
+          <w:szCs w:val="28"/>
+          <w:lang w:val="en-US"/>
+        </w:rPr>
+      </w:pPr>
+      <w:r>
+        <w:rPr>
+          <w:rFonts w:ascii="Times New Roman" w:hAnsi="Times New Roman" w:cs="Times New Roman"/>
+          <w:sz w:val="28"/>
+          <w:szCs w:val="28"/>
+        </w:rPr>
+        <w:t xml:space="preserve">                P[i].Y += </w:t>
+      </w:r>
+      <w:proofErr w:type="spellStart"/>
+      <w:r>
+        <w:rPr>
+          <w:rFonts w:ascii="Times New Roman" w:hAnsi="Times New Roman" w:cs="Times New Roman"/>
+          <w:sz w:val="28"/>
+          <w:szCs w:val="28"/>
+        </w:rPr>
         <w:t>dy</w:t>
       </w:r>
       <w:proofErr w:type="spellEnd"/>
@@ -1742,7 +1961,61 @@
           <w:sz w:val="28"/>
           <w:szCs w:val="28"/>
         </w:rPr>
-        <w:t>[i] == 0);</w:t>
+        <w:t>[i];</w:t>
+      </w:r>
+    </w:p>
+    <w:p>
+      <w:pPr>
+        <w:spacing w:after="0" w:line="240" w:lineRule="auto"/>
+        <w:rPr>
+          <w:rFonts w:ascii="Times New Roman" w:hAnsi="Times New Roman" w:cs="Times New Roman"/>
+          <w:sz w:val="28"/>
+          <w:szCs w:val="28"/>
+        </w:rPr>
+      </w:pPr>
+      <w:r>
+        <w:rPr>
+          <w:rFonts w:ascii="Times New Roman" w:hAnsi="Times New Roman" w:cs="Times New Roman"/>
+          <w:sz w:val="28"/>
+          <w:szCs w:val="28"/>
+        </w:rPr>
+        <w:t xml:space="preserve">                </w:t>
+      </w:r>
+      <w:proofErr w:type="spellStart"/>
+      <w:r>
+        <w:rPr>
+          <w:rFonts w:ascii="Times New Roman" w:hAnsi="Times New Roman" w:cs="Times New Roman"/>
+          <w:sz w:val="28"/>
+          <w:szCs w:val="28"/>
+        </w:rPr>
+        <w:t>if</w:t>
+      </w:r>
+      <w:proofErr w:type="spellEnd"/>
+      <w:r>
+        <w:rPr>
+          <w:rFonts w:ascii="Times New Roman" w:hAnsi="Times New Roman" w:cs="Times New Roman"/>
+          <w:sz w:val="28"/>
+          <w:szCs w:val="28"/>
+        </w:rPr>
+        <w:t xml:space="preserve"> ((P[i].X &lt; 3) || (P[i].X &gt; </w:t>
+      </w:r>
+      <w:proofErr w:type="spellStart"/>
+      <w:r>
+        <w:rPr>
+          <w:rFonts w:ascii="Times New Roman" w:hAnsi="Times New Roman" w:cs="Times New Roman"/>
+          <w:sz w:val="28"/>
+          <w:szCs w:val="28"/>
+        </w:rPr>
+        <w:t>Width</w:t>
+      </w:r>
+      <w:proofErr w:type="spellEnd"/>
+      <w:r>
+        <w:rPr>
+          <w:rFonts w:ascii="Times New Roman" w:hAnsi="Times New Roman" w:cs="Times New Roman"/>
+          <w:sz w:val="28"/>
+          <w:szCs w:val="28"/>
+        </w:rPr>
+        <w:t xml:space="preserve"> - 3))</w:t>
       </w:r>
     </w:p>
     <w:p>
@@ -1761,25 +2034,61 @@
           <w:sz w:val="28"/>
           <w:szCs w:val="28"/>
         </w:rPr>
-        <w:t xml:space="preserve">            }</w:t>
-      </w:r>
-    </w:p>
-    <w:p>
-      <w:pPr>
-        <w:spacing w:after="0" w:line="240" w:lineRule="auto"/>
-        <w:rPr>
-          <w:rFonts w:ascii="Times New Roman" w:hAnsi="Times New Roman" w:cs="Times New Roman"/>
-          <w:sz w:val="28"/>
-          <w:szCs w:val="28"/>
-        </w:rPr>
-      </w:pPr>
-      <w:r>
-        <w:rPr>
-          <w:rFonts w:ascii="Times New Roman" w:hAnsi="Times New Roman" w:cs="Times New Roman"/>
-          <w:sz w:val="28"/>
-          <w:szCs w:val="28"/>
-        </w:rPr>
-        <w:t xml:space="preserve">            timer1.Start();</w:t>
+        <w:t xml:space="preserve">                    dx[i] = -dx[i];</w:t>
+      </w:r>
+    </w:p>
+    <w:p>
+      <w:pPr>
+        <w:spacing w:after="0" w:line="240" w:lineRule="auto"/>
+        <w:rPr>
+          <w:rFonts w:ascii="Times New Roman" w:hAnsi="Times New Roman" w:cs="Times New Roman"/>
+          <w:sz w:val="28"/>
+          <w:szCs w:val="28"/>
+        </w:rPr>
+      </w:pPr>
+      <w:r>
+        <w:rPr>
+          <w:rFonts w:ascii="Times New Roman" w:hAnsi="Times New Roman" w:cs="Times New Roman"/>
+          <w:sz w:val="28"/>
+          <w:szCs w:val="28"/>
+        </w:rPr>
+        <w:t xml:space="preserve">                </w:t>
+      </w:r>
+      <w:proofErr w:type="spellStart"/>
+      <w:r>
+        <w:rPr>
+          <w:rFonts w:ascii="Times New Roman" w:hAnsi="Times New Roman" w:cs="Times New Roman"/>
+          <w:sz w:val="28"/>
+          <w:szCs w:val="28"/>
+        </w:rPr>
+        <w:t>if</w:t>
+      </w:r>
+      <w:proofErr w:type="spellEnd"/>
+      <w:r>
+        <w:rPr>
+          <w:rFonts w:ascii="Times New Roman" w:hAnsi="Times New Roman" w:cs="Times New Roman"/>
+          <w:sz w:val="28"/>
+          <w:szCs w:val="28"/>
+        </w:rPr>
+        <w:t xml:space="preserve"> ((P[i].Y &lt; 3) || (P[i].Y &gt; </w:t>
+      </w:r>
+      <w:proofErr w:type="spellStart"/>
+      <w:r>
+        <w:rPr>
+          <w:rFonts w:ascii="Times New Roman" w:hAnsi="Times New Roman" w:cs="Times New Roman"/>
+          <w:sz w:val="28"/>
+          <w:szCs w:val="28"/>
+        </w:rPr>
+        <w:t>Height</w:t>
+      </w:r>
+      <w:proofErr w:type="spellEnd"/>
+      <w:r>
+        <w:rPr>
+          <w:rFonts w:ascii="Times New Roman" w:hAnsi="Times New Roman" w:cs="Times New Roman"/>
+          <w:sz w:val="28"/>
+          <w:szCs w:val="28"/>
+        </w:rPr>
+        <w:t xml:space="preserve"> - 3))</w:t>
       </w:r>
     </w:p>
     <w:p>
@@ -1798,242 +2107,7 @@
           <w:sz w:val="28"/>
           <w:szCs w:val="28"/>
         </w:rPr>
-        <w:t xml:space="preserve">        }</w:t>
-      </w:r>
-    </w:p>
-    <w:p>
-      <w:pPr>
-        <w:spacing w:after="0" w:line="240" w:lineRule="auto"/>
-        <w:rPr>
-          <w:rFonts w:ascii="Times New Roman" w:hAnsi="Times New Roman" w:cs="Times New Roman"/>
-          <w:sz w:val="28"/>
-          <w:szCs w:val="28"/>
-        </w:rPr>
-      </w:pPr>
-      <w:r>
-        <w:rPr>
-          <w:rFonts w:ascii="Times New Roman" w:hAnsi="Times New Roman" w:cs="Times New Roman"/>
-          <w:sz w:val="28"/>
-          <w:szCs w:val="28"/>
-        </w:rPr>
-        <w:t xml:space="preserve">        </w:t>
-      </w:r>
-      <w:proofErr w:type="spellStart"/>
-      <w:r>
-        <w:rPr>
-          <w:rFonts w:ascii="Times New Roman" w:hAnsi="Times New Roman" w:cs="Times New Roman"/>
-          <w:sz w:val="28"/>
-          <w:szCs w:val="28"/>
-        </w:rPr>
-        <w:t>private</w:t>
-      </w:r>
-      <w:proofErr w:type="spellEnd"/>
-      <w:r>
-        <w:rPr>
-          <w:rFonts w:ascii="Times New Roman" w:hAnsi="Times New Roman" w:cs="Times New Roman"/>
-          <w:sz w:val="28"/>
-          <w:szCs w:val="28"/>
-        </w:rPr>
-        <w:t xml:space="preserve"> </w:t>
-      </w:r>
-      <w:proofErr w:type="spellStart"/>
-      <w:r>
-        <w:rPr>
-          <w:rFonts w:ascii="Times New Roman" w:hAnsi="Times New Roman" w:cs="Times New Roman"/>
-          <w:sz w:val="28"/>
-          <w:szCs w:val="28"/>
-        </w:rPr>
-        <w:t>void</w:t>
-      </w:r>
-      <w:proofErr w:type="spellEnd"/>
-      <w:r>
-        <w:rPr>
-          <w:rFonts w:ascii="Times New Roman" w:hAnsi="Times New Roman" w:cs="Times New Roman"/>
-          <w:sz w:val="28"/>
-          <w:szCs w:val="28"/>
-        </w:rPr>
-        <w:t xml:space="preserve"> timer1_Tick(</w:t>
-      </w:r>
-      <w:proofErr w:type="spellStart"/>
-      <w:r>
-        <w:rPr>
-          <w:rFonts w:ascii="Times New Roman" w:hAnsi="Times New Roman" w:cs="Times New Roman"/>
-          <w:sz w:val="28"/>
-          <w:szCs w:val="28"/>
-        </w:rPr>
-        <w:t>object</w:t>
-      </w:r>
-      <w:proofErr w:type="spellEnd"/>
-      <w:r>
-        <w:rPr>
-          <w:rFonts w:ascii="Times New Roman" w:hAnsi="Times New Roman" w:cs="Times New Roman"/>
-          <w:sz w:val="28"/>
-          <w:szCs w:val="28"/>
-        </w:rPr>
-        <w:t xml:space="preserve"> </w:t>
-      </w:r>
-      <w:proofErr w:type="spellStart"/>
-      <w:r>
-        <w:rPr>
-          <w:rFonts w:ascii="Times New Roman" w:hAnsi="Times New Roman" w:cs="Times New Roman"/>
-          <w:sz w:val="28"/>
-          <w:szCs w:val="28"/>
-        </w:rPr>
-        <w:t>sender</w:t>
-      </w:r>
-      <w:proofErr w:type="spellEnd"/>
-      <w:r>
-        <w:rPr>
-          <w:rFonts w:ascii="Times New Roman" w:hAnsi="Times New Roman" w:cs="Times New Roman"/>
-          <w:sz w:val="28"/>
-          <w:szCs w:val="28"/>
-        </w:rPr>
-        <w:t xml:space="preserve">, </w:t>
-      </w:r>
-      <w:proofErr w:type="spellStart"/>
-      <w:r>
-        <w:rPr>
-          <w:rFonts w:ascii="Times New Roman" w:hAnsi="Times New Roman" w:cs="Times New Roman"/>
-          <w:sz w:val="28"/>
-          <w:szCs w:val="28"/>
-        </w:rPr>
-        <w:t>EventArgs</w:t>
-      </w:r>
-      <w:proofErr w:type="spellEnd"/>
-      <w:r>
-        <w:rPr>
-          <w:rFonts w:ascii="Times New Roman" w:hAnsi="Times New Roman" w:cs="Times New Roman"/>
-          <w:sz w:val="28"/>
-          <w:szCs w:val="28"/>
-        </w:rPr>
-        <w:t xml:space="preserve"> e)</w:t>
-      </w:r>
-    </w:p>
-    <w:p>
-      <w:pPr>
-        <w:spacing w:after="0" w:line="240" w:lineRule="auto"/>
-        <w:rPr>
-          <w:rFonts w:ascii="Times New Roman" w:hAnsi="Times New Roman" w:cs="Times New Roman"/>
-          <w:sz w:val="28"/>
-          <w:szCs w:val="28"/>
-        </w:rPr>
-      </w:pPr>
-      <w:r>
-        <w:rPr>
-          <w:rFonts w:ascii="Times New Roman" w:hAnsi="Times New Roman" w:cs="Times New Roman"/>
-          <w:sz w:val="28"/>
-          <w:szCs w:val="28"/>
-        </w:rPr>
-        <w:t xml:space="preserve">        {</w:t>
-      </w:r>
-    </w:p>
-    <w:p>
-      <w:pPr>
-        <w:spacing w:after="0" w:line="240" w:lineRule="auto"/>
-        <w:rPr>
-          <w:rFonts w:ascii="Times New Roman" w:hAnsi="Times New Roman" w:cs="Times New Roman"/>
-          <w:sz w:val="28"/>
-          <w:szCs w:val="28"/>
-        </w:rPr>
-      </w:pPr>
-      <w:r>
-        <w:rPr>
-          <w:rFonts w:ascii="Times New Roman" w:hAnsi="Times New Roman" w:cs="Times New Roman"/>
-          <w:sz w:val="28"/>
-          <w:szCs w:val="28"/>
-        </w:rPr>
-        <w:t xml:space="preserve">            </w:t>
-      </w:r>
-      <w:proofErr w:type="spellStart"/>
-      <w:r>
-        <w:rPr>
-          <w:rFonts w:ascii="Times New Roman" w:hAnsi="Times New Roman" w:cs="Times New Roman"/>
-          <w:sz w:val="28"/>
-          <w:szCs w:val="28"/>
-        </w:rPr>
-        <w:t>for</w:t>
-      </w:r>
-      <w:proofErr w:type="spellEnd"/>
-      <w:r>
-        <w:rPr>
-          <w:rFonts w:ascii="Times New Roman" w:hAnsi="Times New Roman" w:cs="Times New Roman"/>
-          <w:sz w:val="28"/>
-          <w:szCs w:val="28"/>
-        </w:rPr>
-        <w:t xml:space="preserve"> (</w:t>
-      </w:r>
-      <w:proofErr w:type="spellStart"/>
-      <w:r>
-        <w:rPr>
-          <w:rFonts w:ascii="Times New Roman" w:hAnsi="Times New Roman" w:cs="Times New Roman"/>
-          <w:sz w:val="28"/>
-          <w:szCs w:val="28"/>
-        </w:rPr>
-        <w:t>int</w:t>
-      </w:r>
-      <w:proofErr w:type="spellEnd"/>
-      <w:r>
-        <w:rPr>
-          <w:rFonts w:ascii="Times New Roman" w:hAnsi="Times New Roman" w:cs="Times New Roman"/>
-          <w:sz w:val="28"/>
-          <w:szCs w:val="28"/>
-        </w:rPr>
-        <w:t xml:space="preserve"> i = 0; i &lt; n; i++)</w:t>
-      </w:r>
-    </w:p>
-    <w:p>
-      <w:pPr>
-        <w:spacing w:after="0" w:line="240" w:lineRule="auto"/>
-        <w:rPr>
-          <w:rFonts w:ascii="Times New Roman" w:hAnsi="Times New Roman" w:cs="Times New Roman"/>
-          <w:sz w:val="28"/>
-          <w:szCs w:val="28"/>
-        </w:rPr>
-      </w:pPr>
-      <w:r>
-        <w:rPr>
-          <w:rFonts w:ascii="Times New Roman" w:hAnsi="Times New Roman" w:cs="Times New Roman"/>
-          <w:sz w:val="28"/>
-          <w:szCs w:val="28"/>
-        </w:rPr>
-        <w:t xml:space="preserve">            {</w:t>
-      </w:r>
-    </w:p>
-    <w:p>
-      <w:pPr>
-        <w:spacing w:after="0" w:line="240" w:lineRule="auto"/>
-        <w:rPr>
-          <w:rFonts w:ascii="Times New Roman" w:hAnsi="Times New Roman" w:cs="Times New Roman"/>
-          <w:sz w:val="28"/>
-          <w:szCs w:val="28"/>
-        </w:rPr>
-      </w:pPr>
-      <w:r>
-        <w:rPr>
-          <w:rFonts w:ascii="Times New Roman" w:hAnsi="Times New Roman" w:cs="Times New Roman"/>
-          <w:sz w:val="28"/>
-          <w:szCs w:val="28"/>
-        </w:rPr>
-        <w:t xml:space="preserve">                P[i].X += dx[i];</w:t>
-      </w:r>
-    </w:p>
-    <w:p>
-      <w:pPr>
-        <w:spacing w:after="0" w:line="240" w:lineRule="auto"/>
-        <w:rPr>
-          <w:rFonts w:ascii="Times New Roman" w:hAnsi="Times New Roman" w:cs="Times New Roman"/>
-          <w:sz w:val="28"/>
-          <w:szCs w:val="28"/>
-          <w:lang w:val="en-US"/>
-        </w:rPr>
-      </w:pPr>
-      <w:r>
-        <w:rPr>
-          <w:rFonts w:ascii="Times New Roman" w:hAnsi="Times New Roman" w:cs="Times New Roman"/>
-          <w:sz w:val="28"/>
-          <w:szCs w:val="28"/>
-        </w:rPr>
-        <w:t xml:space="preserve">                P[i].Y += </w:t>
+        <w:t xml:space="preserve">                    </w:t>
       </w:r>
       <w:proofErr w:type="spellStart"/>
       <w:r>
@@ -2051,189 +2125,7 @@
           <w:sz w:val="28"/>
           <w:szCs w:val="28"/>
         </w:rPr>
-        <w:t>[i];</w:t>
-      </w:r>
-    </w:p>
-    <w:p>
-      <w:pPr>
-        <w:spacing w:after="0" w:line="240" w:lineRule="auto"/>
-        <w:rPr>
-          <w:rFonts w:ascii="Times New Roman" w:hAnsi="Times New Roman" w:cs="Times New Roman"/>
-          <w:sz w:val="28"/>
-          <w:szCs w:val="28"/>
-        </w:rPr>
-      </w:pPr>
-      <w:r>
-        <w:rPr>
-          <w:rFonts w:ascii="Times New Roman" w:hAnsi="Times New Roman" w:cs="Times New Roman"/>
-          <w:sz w:val="28"/>
-          <w:szCs w:val="28"/>
-        </w:rPr>
-        <w:t xml:space="preserve">                </w:t>
-      </w:r>
-      <w:proofErr w:type="spellStart"/>
-      <w:r>
-        <w:rPr>
-          <w:rFonts w:ascii="Times New Roman" w:hAnsi="Times New Roman" w:cs="Times New Roman"/>
-          <w:sz w:val="28"/>
-          <w:szCs w:val="28"/>
-        </w:rPr>
-        <w:t>if</w:t>
-      </w:r>
-      <w:proofErr w:type="spellEnd"/>
-      <w:r>
-        <w:rPr>
-          <w:rFonts w:ascii="Times New Roman" w:hAnsi="Times New Roman" w:cs="Times New Roman"/>
-          <w:sz w:val="28"/>
-          <w:szCs w:val="28"/>
-        </w:rPr>
-        <w:t xml:space="preserve"> ((P[i].X &lt; 3) || (P[i].X &gt; </w:t>
-      </w:r>
-      <w:proofErr w:type="spellStart"/>
-      <w:r>
-        <w:rPr>
-          <w:rFonts w:ascii="Times New Roman" w:hAnsi="Times New Roman" w:cs="Times New Roman"/>
-          <w:sz w:val="28"/>
-          <w:szCs w:val="28"/>
-        </w:rPr>
-        <w:t>Width</w:t>
-      </w:r>
-      <w:proofErr w:type="spellEnd"/>
-      <w:r>
-        <w:rPr>
-          <w:rFonts w:ascii="Times New Roman" w:hAnsi="Times New Roman" w:cs="Times New Roman"/>
-          <w:sz w:val="28"/>
-          <w:szCs w:val="28"/>
-        </w:rPr>
-        <w:t xml:space="preserve"> - 3))</w:t>
-      </w:r>
-    </w:p>
-    <w:p>
-      <w:pPr>
-        <w:spacing w:after="0" w:line="240" w:lineRule="auto"/>
-        <w:rPr>
-          <w:rFonts w:ascii="Times New Roman" w:hAnsi="Times New Roman" w:cs="Times New Roman"/>
-          <w:sz w:val="28"/>
-          <w:szCs w:val="28"/>
-          <w:lang w:val="en-US"/>
-        </w:rPr>
-      </w:pPr>
-      <w:r>
-        <w:rPr>
-          <w:rFonts w:ascii="Times New Roman" w:hAnsi="Times New Roman" w:cs="Times New Roman"/>
-          <w:sz w:val="28"/>
-          <w:szCs w:val="28"/>
-        </w:rPr>
-        <w:t xml:space="preserve">                    dx[i] = -dx[i];</w:t>
-      </w:r>
-    </w:p>
-    <w:p>
-      <w:pPr>
-        <w:spacing w:after="0" w:line="240" w:lineRule="auto"/>
-        <w:rPr>
-          <w:rFonts w:ascii="Times New Roman" w:hAnsi="Times New Roman" w:cs="Times New Roman"/>
-          <w:sz w:val="28"/>
-          <w:szCs w:val="28"/>
-        </w:rPr>
-      </w:pPr>
-      <w:r>
-        <w:rPr>
-          <w:rFonts w:ascii="Times New Roman" w:hAnsi="Times New Roman" w:cs="Times New Roman"/>
-          <w:sz w:val="28"/>
-          <w:szCs w:val="28"/>
-        </w:rPr>
-        <w:t xml:space="preserve">                </w:t>
-      </w:r>
-      <w:proofErr w:type="spellStart"/>
-      <w:r>
-        <w:rPr>
-          <w:rFonts w:ascii="Times New Roman" w:hAnsi="Times New Roman" w:cs="Times New Roman"/>
-          <w:sz w:val="28"/>
-          <w:szCs w:val="28"/>
-        </w:rPr>
-        <w:t>if</w:t>
-      </w:r>
-      <w:proofErr w:type="spellEnd"/>
-      <w:r>
-        <w:rPr>
-          <w:rFonts w:ascii="Times New Roman" w:hAnsi="Times New Roman" w:cs="Times New Roman"/>
-          <w:sz w:val="28"/>
-          <w:szCs w:val="28"/>
-        </w:rPr>
-        <w:t xml:space="preserve"> ((P[i].Y &lt; 3) || (P[i].Y &gt; </w:t>
-      </w:r>
-      <w:proofErr w:type="spellStart"/>
-      <w:r>
-        <w:rPr>
-          <w:rFonts w:ascii="Times New Roman" w:hAnsi="Times New Roman" w:cs="Times New Roman"/>
-          <w:sz w:val="28"/>
-          <w:szCs w:val="28"/>
-        </w:rPr>
-        <w:t>Height</w:t>
-      </w:r>
-      <w:proofErr w:type="spellEnd"/>
-      <w:r>
-        <w:rPr>
-          <w:rFonts w:ascii="Times New Roman" w:hAnsi="Times New Roman" w:cs="Times New Roman"/>
-          <w:sz w:val="28"/>
-          <w:szCs w:val="28"/>
-        </w:rPr>
-        <w:t xml:space="preserve"> - 3))</w:t>
-      </w:r>
-    </w:p>
-    <w:p>
-      <w:pPr>
-        <w:spacing w:after="0" w:line="240" w:lineRule="auto"/>
-        <w:rPr>
-          <w:rFonts w:ascii="Times New Roman" w:hAnsi="Times New Roman" w:cs="Times New Roman"/>
-          <w:sz w:val="28"/>
-          <w:szCs w:val="28"/>
-          <w:lang w:val="en-US"/>
-        </w:rPr>
-      </w:pPr>
-      <w:r>
-        <w:rPr>
-          <w:rFonts w:ascii="Times New Roman" w:hAnsi="Times New Roman" w:cs="Times New Roman"/>
-          <w:sz w:val="28"/>
-          <w:szCs w:val="28"/>
-        </w:rPr>
-        <w:t xml:space="preserve">                    </w:t>
-      </w:r>
-      <w:proofErr w:type="spellStart"/>
-      <w:r>
-        <w:rPr>
-          <w:rFonts w:ascii="Times New Roman" w:hAnsi="Times New Roman" w:cs="Times New Roman"/>
-          <w:sz w:val="28"/>
-          <w:szCs w:val="28"/>
-        </w:rPr>
-        <w:t>dy</w:t>
-      </w:r>
-      <w:proofErr w:type="spellEnd"/>
-      <w:r>
-        <w:rPr>
-          <w:rFonts w:ascii="Times New Roman" w:hAnsi="Times New Roman" w:cs="Times New Roman"/>
-          <w:sz w:val="28"/>
-          <w:szCs w:val="28"/>
-        </w:rPr>
-        <w:t>[i] = -</w:t>
-      </w:r>
-      <w:proofErr w:type="spellStart"/>
-      <w:r>
-        <w:rPr>
-          <w:rFonts w:ascii="Times New Roman" w:hAnsi="Times New Roman" w:cs="Times New Roman"/>
-          <w:sz w:val="28"/>
-          <w:szCs w:val="28"/>
-        </w:rPr>
-        <w:t>dy</w:t>
-      </w:r>
-      <w:proofErr w:type="spellEnd"/>
-      <w:r>
-        <w:rPr>
-          <w:rFonts w:ascii="Times New Roman" w:hAnsi="Times New Roman" w:cs="Times New Roman"/>
-          <w:sz w:val="28"/>
-          <w:szCs w:val="28"/>
-        </w:rPr>
-        <w:t>[i];</w:t>
+        <w:t>[i] = -dy[i];</w:t>
       </w:r>
     </w:p>
     <w:p>
@@ -3536,6 +3428,7 @@
       <w:r>
         <w:rPr>
           <w:rFonts w:ascii="Times New Roman" w:hAnsi="Times New Roman" w:cs="Times New Roman"/>
+          <w:noProof/>
           <w:sz w:val="28"/>
           <w:szCs w:val="28"/>
           <w:lang w:val="en-US"/>
@@ -6237,25 +6130,7 @@
           <w:sz w:val="28"/>
           <w:szCs w:val="28"/>
         </w:rPr>
-        <w:t xml:space="preserve"> y, </w:t>
-      </w:r>
-      <w:proofErr w:type="spellStart"/>
-      <w:r>
-        <w:rPr>
-          <w:rFonts w:ascii="Times New Roman" w:hAnsi="Times New Roman" w:cs="Times New Roman"/>
-          <w:sz w:val="28"/>
-          <w:szCs w:val="28"/>
-        </w:rPr>
-        <w:t>Color</w:t>
-      </w:r>
-      <w:proofErr w:type="spellEnd"/>
-      <w:r>
-        <w:rPr>
-          <w:rFonts w:ascii="Times New Roman" w:hAnsi="Times New Roman" w:cs="Times New Roman"/>
-          <w:sz w:val="28"/>
-          <w:szCs w:val="28"/>
-        </w:rPr>
-        <w:t xml:space="preserve"> c)</w:t>
+        <w:t xml:space="preserve"> y, Color c)</w:t>
       </w:r>
     </w:p>
     <w:p>
@@ -6834,25 +6709,7 @@
           <w:sz w:val="28"/>
           <w:szCs w:val="28"/>
         </w:rPr>
-        <w:t xml:space="preserve"> (</w:t>
-      </w:r>
-      <w:proofErr w:type="spellStart"/>
-      <w:r>
-        <w:rPr>
-          <w:rFonts w:ascii="Times New Roman" w:hAnsi="Times New Roman" w:cs="Times New Roman"/>
-          <w:sz w:val="28"/>
-          <w:szCs w:val="28"/>
-        </w:rPr>
-        <w:t>symm</w:t>
-      </w:r>
-      <w:proofErr w:type="spellEnd"/>
-      <w:r>
-        <w:rPr>
-          <w:rFonts w:ascii="Times New Roman" w:hAnsi="Times New Roman" w:cs="Times New Roman"/>
-          <w:sz w:val="28"/>
-          <w:szCs w:val="28"/>
-        </w:rPr>
-        <w:t>)</w:t>
+        <w:t xml:space="preserve"> (symm)</w:t>
       </w:r>
     </w:p>
     <w:p>
@@ -12063,6 +11920,7 @@
           <w:rFonts w:ascii="Times New Roman" w:hAnsi="Times New Roman" w:cs="Times New Roman"/>
           <w:b/>
           <w:bCs/>
+          <w:noProof/>
           <w:sz w:val="28"/>
           <w:szCs w:val="28"/>
         </w:rPr>
@@ -13826,25 +13684,7 @@
           <w:sz w:val="28"/>
           <w:szCs w:val="28"/>
         </w:rPr>
-        <w:t xml:space="preserve"> </w:t>
-      </w:r>
-      <w:proofErr w:type="spellStart"/>
-      <w:r>
-        <w:rPr>
-          <w:rFonts w:ascii="Times New Roman" w:hAnsi="Times New Roman" w:cs="Times New Roman"/>
-          <w:sz w:val="28"/>
-          <w:szCs w:val="28"/>
-        </w:rPr>
-        <w:t>winner</w:t>
-      </w:r>
-      <w:proofErr w:type="spellEnd"/>
-      <w:r>
-        <w:rPr>
-          <w:rFonts w:ascii="Times New Roman" w:hAnsi="Times New Roman" w:cs="Times New Roman"/>
-          <w:sz w:val="28"/>
-          <w:szCs w:val="28"/>
-        </w:rPr>
-        <w:t xml:space="preserve"> = </w:t>
+        <w:t xml:space="preserve"> winner = </w:t>
       </w:r>
       <w:proofErr w:type="spellStart"/>
       <w:r>
@@ -16864,25 +16704,7 @@
           <w:sz w:val="28"/>
           <w:szCs w:val="28"/>
         </w:rPr>
-        <w:t xml:space="preserve">, </w:t>
-      </w:r>
-      <w:proofErr w:type="spellStart"/>
-      <w:r>
-        <w:rPr>
-          <w:rFonts w:ascii="Times New Roman" w:hAnsi="Times New Roman" w:cs="Times New Roman"/>
-          <w:sz w:val="28"/>
-          <w:szCs w:val="28"/>
-        </w:rPr>
-        <w:t>cell</w:t>
-      </w:r>
-      <w:proofErr w:type="spellEnd"/>
-      <w:r>
-        <w:rPr>
-          <w:rFonts w:ascii="Times New Roman" w:hAnsi="Times New Roman" w:cs="Times New Roman"/>
-          <w:sz w:val="28"/>
-          <w:szCs w:val="28"/>
-        </w:rPr>
-        <w:t>);</w:t>
+        <w:t>, cell);</w:t>
       </w:r>
     </w:p>
     <w:p>
@@ -18552,6 +18374,70 @@
           <w:sz w:val="28"/>
           <w:szCs w:val="28"/>
         </w:rPr>
+        <w:t xml:space="preserve"> class </w:t>
+      </w:r>
+      <w:proofErr w:type="spellStart"/>
+      <w:r>
+        <w:rPr>
+          <w:rFonts w:ascii="Times New Roman" w:hAnsi="Times New Roman" w:cs="Times New Roman"/>
+          <w:sz w:val="28"/>
+          <w:szCs w:val="28"/>
+        </w:rPr>
+        <w:t>Play</w:t>
+      </w:r>
+      <w:proofErr w:type="spellEnd"/>
+    </w:p>
+    <w:p>
+      <w:pPr>
+        <w:spacing w:after="0" w:line="240" w:lineRule="auto"/>
+        <w:rPr>
+          <w:rFonts w:ascii="Times New Roman" w:hAnsi="Times New Roman" w:cs="Times New Roman"/>
+          <w:sz w:val="28"/>
+          <w:szCs w:val="28"/>
+        </w:rPr>
+      </w:pPr>
+      <w:r>
+        <w:rPr>
+          <w:rFonts w:ascii="Times New Roman" w:hAnsi="Times New Roman" w:cs="Times New Roman"/>
+          <w:sz w:val="28"/>
+          <w:szCs w:val="28"/>
+        </w:rPr>
+        <w:t xml:space="preserve">    {</w:t>
+      </w:r>
+    </w:p>
+    <w:p>
+      <w:pPr>
+        <w:spacing w:after="0" w:line="240" w:lineRule="auto"/>
+        <w:rPr>
+          <w:rFonts w:ascii="Times New Roman" w:hAnsi="Times New Roman" w:cs="Times New Roman"/>
+          <w:sz w:val="28"/>
+          <w:szCs w:val="28"/>
+        </w:rPr>
+      </w:pPr>
+      <w:r>
+        <w:rPr>
+          <w:rFonts w:ascii="Times New Roman" w:hAnsi="Times New Roman" w:cs="Times New Roman"/>
+          <w:sz w:val="28"/>
+          <w:szCs w:val="28"/>
+        </w:rPr>
+        <w:t xml:space="preserve">        </w:t>
+      </w:r>
+      <w:proofErr w:type="spellStart"/>
+      <w:r>
+        <w:rPr>
+          <w:rFonts w:ascii="Times New Roman" w:hAnsi="Times New Roman" w:cs="Times New Roman"/>
+          <w:sz w:val="28"/>
+          <w:szCs w:val="28"/>
+        </w:rPr>
+        <w:t>public</w:t>
+      </w:r>
+      <w:proofErr w:type="spellEnd"/>
+      <w:r>
+        <w:rPr>
+          <w:rFonts w:ascii="Times New Roman" w:hAnsi="Times New Roman" w:cs="Times New Roman"/>
+          <w:sz w:val="28"/>
+          <w:szCs w:val="28"/>
+        </w:rPr>
         <w:t xml:space="preserve"> </w:t>
       </w:r>
       <w:proofErr w:type="spellStart"/>
@@ -18561,7 +18447,43 @@
           <w:sz w:val="28"/>
           <w:szCs w:val="28"/>
         </w:rPr>
-        <w:t>class</w:t>
+        <w:t>string</w:t>
+      </w:r>
+      <w:proofErr w:type="spellEnd"/>
+      <w:r>
+        <w:rPr>
+          <w:rFonts w:ascii="Times New Roman" w:hAnsi="Times New Roman" w:cs="Times New Roman"/>
+          <w:sz w:val="28"/>
+          <w:szCs w:val="28"/>
+        </w:rPr>
+        <w:t xml:space="preserve">[,] </w:t>
+      </w:r>
+      <w:proofErr w:type="spellStart"/>
+      <w:r>
+        <w:rPr>
+          <w:rFonts w:ascii="Times New Roman" w:hAnsi="Times New Roman" w:cs="Times New Roman"/>
+          <w:sz w:val="28"/>
+          <w:szCs w:val="28"/>
+        </w:rPr>
+        <w:t>Board</w:t>
+      </w:r>
+      <w:proofErr w:type="spellEnd"/>
+      <w:r>
+        <w:rPr>
+          <w:rFonts w:ascii="Times New Roman" w:hAnsi="Times New Roman" w:cs="Times New Roman"/>
+          <w:sz w:val="28"/>
+          <w:szCs w:val="28"/>
+        </w:rPr>
+        <w:t xml:space="preserve"> = </w:t>
+      </w:r>
+      <w:proofErr w:type="spellStart"/>
+      <w:r>
+        <w:rPr>
+          <w:rFonts w:ascii="Times New Roman" w:hAnsi="Times New Roman" w:cs="Times New Roman"/>
+          <w:sz w:val="28"/>
+          <w:szCs w:val="28"/>
+        </w:rPr>
+        <w:t>new</w:t>
       </w:r>
       <w:proofErr w:type="spellEnd"/>
       <w:r>
@@ -18579,35 +18501,26 @@
           <w:sz w:val="28"/>
           <w:szCs w:val="28"/>
         </w:rPr>
-        <w:t>Play</w:t>
-      </w:r>
-      <w:proofErr w:type="spellEnd"/>
-    </w:p>
-    <w:p>
-      <w:pPr>
-        <w:spacing w:after="0" w:line="240" w:lineRule="auto"/>
-        <w:rPr>
-          <w:rFonts w:ascii="Times New Roman" w:hAnsi="Times New Roman" w:cs="Times New Roman"/>
-          <w:sz w:val="28"/>
-          <w:szCs w:val="28"/>
-        </w:rPr>
-      </w:pPr>
-      <w:r>
-        <w:rPr>
-          <w:rFonts w:ascii="Times New Roman" w:hAnsi="Times New Roman" w:cs="Times New Roman"/>
-          <w:sz w:val="28"/>
-          <w:szCs w:val="28"/>
-        </w:rPr>
-        <w:t xml:space="preserve">    {</w:t>
-      </w:r>
-    </w:p>
-    <w:p>
-      <w:pPr>
-        <w:spacing w:after="0" w:line="240" w:lineRule="auto"/>
-        <w:rPr>
-          <w:rFonts w:ascii="Times New Roman" w:hAnsi="Times New Roman" w:cs="Times New Roman"/>
-          <w:sz w:val="28"/>
-          <w:szCs w:val="28"/>
+        <w:t>string</w:t>
+      </w:r>
+      <w:proofErr w:type="spellEnd"/>
+      <w:r>
+        <w:rPr>
+          <w:rFonts w:ascii="Times New Roman" w:hAnsi="Times New Roman" w:cs="Times New Roman"/>
+          <w:sz w:val="28"/>
+          <w:szCs w:val="28"/>
+        </w:rPr>
+        <w:t>[3, 3];</w:t>
+      </w:r>
+    </w:p>
+    <w:p>
+      <w:pPr>
+        <w:spacing w:after="0" w:line="240" w:lineRule="auto"/>
+        <w:rPr>
+          <w:rFonts w:ascii="Times New Roman" w:hAnsi="Times New Roman" w:cs="Times New Roman"/>
+          <w:sz w:val="28"/>
+          <w:szCs w:val="28"/>
+          <w:lang w:val="en-US"/>
         </w:rPr>
       </w:pPr>
       <w:r>
@@ -18652,7 +18565,133 @@
           <w:sz w:val="28"/>
           <w:szCs w:val="28"/>
         </w:rPr>
-        <w:t xml:space="preserve">[,] </w:t>
+        <w:t xml:space="preserve"> </w:t>
+      </w:r>
+      <w:proofErr w:type="spellStart"/>
+      <w:r>
+        <w:rPr>
+          <w:rFonts w:ascii="Times New Roman" w:hAnsi="Times New Roman" w:cs="Times New Roman"/>
+          <w:sz w:val="28"/>
+          <w:szCs w:val="28"/>
+        </w:rPr>
+        <w:t>CurrentPlayer</w:t>
+      </w:r>
+      <w:proofErr w:type="spellEnd"/>
+      <w:r>
+        <w:rPr>
+          <w:rFonts w:ascii="Times New Roman" w:hAnsi="Times New Roman" w:cs="Times New Roman"/>
+          <w:sz w:val="28"/>
+          <w:szCs w:val="28"/>
+        </w:rPr>
+        <w:t xml:space="preserve"> = "X";</w:t>
+      </w:r>
+    </w:p>
+    <w:p>
+      <w:pPr>
+        <w:spacing w:after="0" w:line="240" w:lineRule="auto"/>
+        <w:rPr>
+          <w:rFonts w:ascii="Times New Roman" w:hAnsi="Times New Roman" w:cs="Times New Roman"/>
+          <w:sz w:val="28"/>
+          <w:szCs w:val="28"/>
+        </w:rPr>
+      </w:pPr>
+      <w:r>
+        <w:rPr>
+          <w:rFonts w:ascii="Times New Roman" w:hAnsi="Times New Roman" w:cs="Times New Roman"/>
+          <w:sz w:val="28"/>
+          <w:szCs w:val="28"/>
+        </w:rPr>
+        <w:t xml:space="preserve">        </w:t>
+      </w:r>
+      <w:proofErr w:type="spellStart"/>
+      <w:r>
+        <w:rPr>
+          <w:rFonts w:ascii="Times New Roman" w:hAnsi="Times New Roman" w:cs="Times New Roman"/>
+          <w:sz w:val="28"/>
+          <w:szCs w:val="28"/>
+        </w:rPr>
+        <w:t>public</w:t>
+      </w:r>
+      <w:proofErr w:type="spellEnd"/>
+      <w:r>
+        <w:rPr>
+          <w:rFonts w:ascii="Times New Roman" w:hAnsi="Times New Roman" w:cs="Times New Roman"/>
+          <w:sz w:val="28"/>
+          <w:szCs w:val="28"/>
+        </w:rPr>
+        <w:t xml:space="preserve"> </w:t>
+      </w:r>
+      <w:proofErr w:type="spellStart"/>
+      <w:r>
+        <w:rPr>
+          <w:rFonts w:ascii="Times New Roman" w:hAnsi="Times New Roman" w:cs="Times New Roman"/>
+          <w:sz w:val="28"/>
+          <w:szCs w:val="28"/>
+        </w:rPr>
+        <w:t>void</w:t>
+      </w:r>
+      <w:proofErr w:type="spellEnd"/>
+      <w:r>
+        <w:rPr>
+          <w:rFonts w:ascii="Times New Roman" w:hAnsi="Times New Roman" w:cs="Times New Roman"/>
+          <w:sz w:val="28"/>
+          <w:szCs w:val="28"/>
+        </w:rPr>
+        <w:t xml:space="preserve"> </w:t>
+      </w:r>
+      <w:proofErr w:type="spellStart"/>
+      <w:r>
+        <w:rPr>
+          <w:rFonts w:ascii="Times New Roman" w:hAnsi="Times New Roman" w:cs="Times New Roman"/>
+          <w:sz w:val="28"/>
+          <w:szCs w:val="28"/>
+        </w:rPr>
+        <w:t>Reset</w:t>
+      </w:r>
+      <w:proofErr w:type="spellEnd"/>
+      <w:r>
+        <w:rPr>
+          <w:rFonts w:ascii="Times New Roman" w:hAnsi="Times New Roman" w:cs="Times New Roman"/>
+          <w:sz w:val="28"/>
+          <w:szCs w:val="28"/>
+        </w:rPr>
+        <w:t>()</w:t>
+      </w:r>
+    </w:p>
+    <w:p>
+      <w:pPr>
+        <w:spacing w:after="0" w:line="240" w:lineRule="auto"/>
+        <w:rPr>
+          <w:rFonts w:ascii="Times New Roman" w:hAnsi="Times New Roman" w:cs="Times New Roman"/>
+          <w:sz w:val="28"/>
+          <w:szCs w:val="28"/>
+        </w:rPr>
+      </w:pPr>
+      <w:r>
+        <w:rPr>
+          <w:rFonts w:ascii="Times New Roman" w:hAnsi="Times New Roman" w:cs="Times New Roman"/>
+          <w:sz w:val="28"/>
+          <w:szCs w:val="28"/>
+        </w:rPr>
+        <w:t xml:space="preserve">        {</w:t>
+      </w:r>
+    </w:p>
+    <w:p>
+      <w:pPr>
+        <w:spacing w:after="0" w:line="240" w:lineRule="auto"/>
+        <w:rPr>
+          <w:rFonts w:ascii="Times New Roman" w:hAnsi="Times New Roman" w:cs="Times New Roman"/>
+          <w:sz w:val="28"/>
+          <w:szCs w:val="28"/>
+        </w:rPr>
+      </w:pPr>
+      <w:r>
+        <w:rPr>
+          <w:rFonts w:ascii="Times New Roman" w:hAnsi="Times New Roman" w:cs="Times New Roman"/>
+          <w:sz w:val="28"/>
+          <w:szCs w:val="28"/>
+        </w:rPr>
+        <w:t xml:space="preserve">            </w:t>
       </w:r>
       <w:proofErr w:type="spellStart"/>
       <w:r>
@@ -18716,6 +18755,42 @@
           <w:rFonts w:ascii="Times New Roman" w:hAnsi="Times New Roman" w:cs="Times New Roman"/>
           <w:sz w:val="28"/>
           <w:szCs w:val="28"/>
+        </w:rPr>
+      </w:pPr>
+      <w:r>
+        <w:rPr>
+          <w:rFonts w:ascii="Times New Roman" w:hAnsi="Times New Roman" w:cs="Times New Roman"/>
+          <w:sz w:val="28"/>
+          <w:szCs w:val="28"/>
+        </w:rPr>
+        <w:t xml:space="preserve">            </w:t>
+      </w:r>
+      <w:proofErr w:type="spellStart"/>
+      <w:r>
+        <w:rPr>
+          <w:rFonts w:ascii="Times New Roman" w:hAnsi="Times New Roman" w:cs="Times New Roman"/>
+          <w:sz w:val="28"/>
+          <w:szCs w:val="28"/>
+        </w:rPr>
+        <w:t>CurrentPlayer</w:t>
+      </w:r>
+      <w:proofErr w:type="spellEnd"/>
+      <w:r>
+        <w:rPr>
+          <w:rFonts w:ascii="Times New Roman" w:hAnsi="Times New Roman" w:cs="Times New Roman"/>
+          <w:sz w:val="28"/>
+          <w:szCs w:val="28"/>
+        </w:rPr>
+        <w:t xml:space="preserve"> = "X";</w:t>
+      </w:r>
+    </w:p>
+    <w:p>
+      <w:pPr>
+        <w:spacing w:after="0" w:line="240" w:lineRule="auto"/>
+        <w:rPr>
+          <w:rFonts w:ascii="Times New Roman" w:hAnsi="Times New Roman" w:cs="Times New Roman"/>
+          <w:sz w:val="28"/>
+          <w:szCs w:val="28"/>
           <w:lang w:val="en-US"/>
         </w:rPr>
       </w:pPr>
@@ -18725,6 +18800,24 @@
           <w:sz w:val="28"/>
           <w:szCs w:val="28"/>
         </w:rPr>
+        <w:t xml:space="preserve">        }</w:t>
+      </w:r>
+    </w:p>
+    <w:p>
+      <w:pPr>
+        <w:spacing w:after="0" w:line="240" w:lineRule="auto"/>
+        <w:rPr>
+          <w:rFonts w:ascii="Times New Roman" w:hAnsi="Times New Roman" w:cs="Times New Roman"/>
+          <w:sz w:val="28"/>
+          <w:szCs w:val="28"/>
+        </w:rPr>
+      </w:pPr>
+      <w:r>
+        <w:rPr>
+          <w:rFonts w:ascii="Times New Roman" w:hAnsi="Times New Roman" w:cs="Times New Roman"/>
+          <w:sz w:val="28"/>
+          <w:szCs w:val="28"/>
+        </w:rPr>
         <w:t xml:space="preserve">        </w:t>
       </w:r>
       <w:proofErr w:type="spellStart"/>
@@ -18752,7 +18845,7 @@
           <w:sz w:val="28"/>
           <w:szCs w:val="28"/>
         </w:rPr>
-        <w:t>string</w:t>
+        <w:t>bool</w:t>
       </w:r>
       <w:proofErr w:type="spellEnd"/>
       <w:r>
@@ -18770,88 +18863,52 @@
           <w:sz w:val="28"/>
           <w:szCs w:val="28"/>
         </w:rPr>
-        <w:t>CurrentPlayer</w:t>
-      </w:r>
-      <w:proofErr w:type="spellEnd"/>
-      <w:r>
-        <w:rPr>
-          <w:rFonts w:ascii="Times New Roman" w:hAnsi="Times New Roman" w:cs="Times New Roman"/>
-          <w:sz w:val="28"/>
-          <w:szCs w:val="28"/>
-        </w:rPr>
-        <w:t xml:space="preserve"> = "X";</w:t>
-      </w:r>
-    </w:p>
-    <w:p>
-      <w:pPr>
-        <w:spacing w:after="0" w:line="240" w:lineRule="auto"/>
-        <w:rPr>
-          <w:rFonts w:ascii="Times New Roman" w:hAnsi="Times New Roman" w:cs="Times New Roman"/>
-          <w:sz w:val="28"/>
-          <w:szCs w:val="28"/>
-        </w:rPr>
-      </w:pPr>
-      <w:r>
-        <w:rPr>
-          <w:rFonts w:ascii="Times New Roman" w:hAnsi="Times New Roman" w:cs="Times New Roman"/>
-          <w:sz w:val="28"/>
-          <w:szCs w:val="28"/>
-        </w:rPr>
-        <w:t xml:space="preserve">        </w:t>
-      </w:r>
-      <w:proofErr w:type="spellStart"/>
-      <w:r>
-        <w:rPr>
-          <w:rFonts w:ascii="Times New Roman" w:hAnsi="Times New Roman" w:cs="Times New Roman"/>
-          <w:sz w:val="28"/>
-          <w:szCs w:val="28"/>
-        </w:rPr>
-        <w:t>public</w:t>
-      </w:r>
-      <w:proofErr w:type="spellEnd"/>
-      <w:r>
-        <w:rPr>
-          <w:rFonts w:ascii="Times New Roman" w:hAnsi="Times New Roman" w:cs="Times New Roman"/>
-          <w:sz w:val="28"/>
-          <w:szCs w:val="28"/>
-        </w:rPr>
-        <w:t xml:space="preserve"> </w:t>
-      </w:r>
-      <w:proofErr w:type="spellStart"/>
-      <w:r>
-        <w:rPr>
-          <w:rFonts w:ascii="Times New Roman" w:hAnsi="Times New Roman" w:cs="Times New Roman"/>
-          <w:sz w:val="28"/>
-          <w:szCs w:val="28"/>
-        </w:rPr>
-        <w:t>void</w:t>
-      </w:r>
-      <w:proofErr w:type="spellEnd"/>
-      <w:r>
-        <w:rPr>
-          <w:rFonts w:ascii="Times New Roman" w:hAnsi="Times New Roman" w:cs="Times New Roman"/>
-          <w:sz w:val="28"/>
-          <w:szCs w:val="28"/>
-        </w:rPr>
-        <w:t xml:space="preserve"> </w:t>
-      </w:r>
-      <w:proofErr w:type="spellStart"/>
-      <w:r>
-        <w:rPr>
-          <w:rFonts w:ascii="Times New Roman" w:hAnsi="Times New Roman" w:cs="Times New Roman"/>
-          <w:sz w:val="28"/>
-          <w:szCs w:val="28"/>
-        </w:rPr>
-        <w:t>Reset</w:t>
-      </w:r>
-      <w:proofErr w:type="spellEnd"/>
-      <w:r>
-        <w:rPr>
-          <w:rFonts w:ascii="Times New Roman" w:hAnsi="Times New Roman" w:cs="Times New Roman"/>
-          <w:sz w:val="28"/>
-          <w:szCs w:val="28"/>
-        </w:rPr>
-        <w:t>()</w:t>
+        <w:t>MakeMove</w:t>
+      </w:r>
+      <w:proofErr w:type="spellEnd"/>
+      <w:r>
+        <w:rPr>
+          <w:rFonts w:ascii="Times New Roman" w:hAnsi="Times New Roman" w:cs="Times New Roman"/>
+          <w:sz w:val="28"/>
+          <w:szCs w:val="28"/>
+        </w:rPr>
+        <w:t>(</w:t>
+      </w:r>
+      <w:proofErr w:type="spellStart"/>
+      <w:r>
+        <w:rPr>
+          <w:rFonts w:ascii="Times New Roman" w:hAnsi="Times New Roman" w:cs="Times New Roman"/>
+          <w:sz w:val="28"/>
+          <w:szCs w:val="28"/>
+        </w:rPr>
+        <w:t>int</w:t>
+      </w:r>
+      <w:proofErr w:type="spellEnd"/>
+      <w:r>
+        <w:rPr>
+          <w:rFonts w:ascii="Times New Roman" w:hAnsi="Times New Roman" w:cs="Times New Roman"/>
+          <w:sz w:val="28"/>
+          <w:szCs w:val="28"/>
+        </w:rPr>
+        <w:t xml:space="preserve"> r, </w:t>
+      </w:r>
+      <w:proofErr w:type="spellStart"/>
+      <w:r>
+        <w:rPr>
+          <w:rFonts w:ascii="Times New Roman" w:hAnsi="Times New Roman" w:cs="Times New Roman"/>
+          <w:sz w:val="28"/>
+          <w:szCs w:val="28"/>
+        </w:rPr>
+        <w:t>int</w:t>
+      </w:r>
+      <w:proofErr w:type="spellEnd"/>
+      <w:r>
+        <w:rPr>
+          <w:rFonts w:ascii="Times New Roman" w:hAnsi="Times New Roman" w:cs="Times New Roman"/>
+          <w:sz w:val="28"/>
+          <w:szCs w:val="28"/>
+        </w:rPr>
+        <w:t xml:space="preserve"> c)</w:t>
       </w:r>
     </w:p>
     <w:p>
@@ -18879,6 +18936,7 @@
           <w:rFonts w:ascii="Times New Roman" w:hAnsi="Times New Roman" w:cs="Times New Roman"/>
           <w:sz w:val="28"/>
           <w:szCs w:val="28"/>
+          <w:lang w:val="en-US"/>
         </w:rPr>
       </w:pPr>
       <w:r>
@@ -18896,6 +18954,24 @@
           <w:sz w:val="28"/>
           <w:szCs w:val="28"/>
         </w:rPr>
+        <w:t>if</w:t>
+      </w:r>
+      <w:proofErr w:type="spellEnd"/>
+      <w:r>
+        <w:rPr>
+          <w:rFonts w:ascii="Times New Roman" w:hAnsi="Times New Roman" w:cs="Times New Roman"/>
+          <w:sz w:val="28"/>
+          <w:szCs w:val="28"/>
+        </w:rPr>
+        <w:t xml:space="preserve"> (</w:t>
+      </w:r>
+      <w:proofErr w:type="spellStart"/>
+      <w:r>
+        <w:rPr>
+          <w:rFonts w:ascii="Times New Roman" w:hAnsi="Times New Roman" w:cs="Times New Roman"/>
+          <w:sz w:val="28"/>
+          <w:szCs w:val="28"/>
+        </w:rPr>
         <w:t>Board</w:t>
       </w:r>
       <w:proofErr w:type="spellEnd"/>
@@ -18905,278 +18981,6 @@
           <w:sz w:val="28"/>
           <w:szCs w:val="28"/>
         </w:rPr>
-        <w:t xml:space="preserve"> = </w:t>
-      </w:r>
-      <w:proofErr w:type="spellStart"/>
-      <w:r>
-        <w:rPr>
-          <w:rFonts w:ascii="Times New Roman" w:hAnsi="Times New Roman" w:cs="Times New Roman"/>
-          <w:sz w:val="28"/>
-          <w:szCs w:val="28"/>
-        </w:rPr>
-        <w:t>new</w:t>
-      </w:r>
-      <w:proofErr w:type="spellEnd"/>
-      <w:r>
-        <w:rPr>
-          <w:rFonts w:ascii="Times New Roman" w:hAnsi="Times New Roman" w:cs="Times New Roman"/>
-          <w:sz w:val="28"/>
-          <w:szCs w:val="28"/>
-        </w:rPr>
-        <w:t xml:space="preserve"> </w:t>
-      </w:r>
-      <w:proofErr w:type="spellStart"/>
-      <w:r>
-        <w:rPr>
-          <w:rFonts w:ascii="Times New Roman" w:hAnsi="Times New Roman" w:cs="Times New Roman"/>
-          <w:sz w:val="28"/>
-          <w:szCs w:val="28"/>
-        </w:rPr>
-        <w:t>string</w:t>
-      </w:r>
-      <w:proofErr w:type="spellEnd"/>
-      <w:r>
-        <w:rPr>
-          <w:rFonts w:ascii="Times New Roman" w:hAnsi="Times New Roman" w:cs="Times New Roman"/>
-          <w:sz w:val="28"/>
-          <w:szCs w:val="28"/>
-        </w:rPr>
-        <w:t>[3, 3];</w:t>
-      </w:r>
-    </w:p>
-    <w:p>
-      <w:pPr>
-        <w:spacing w:after="0" w:line="240" w:lineRule="auto"/>
-        <w:rPr>
-          <w:rFonts w:ascii="Times New Roman" w:hAnsi="Times New Roman" w:cs="Times New Roman"/>
-          <w:sz w:val="28"/>
-          <w:szCs w:val="28"/>
-        </w:rPr>
-      </w:pPr>
-      <w:r>
-        <w:rPr>
-          <w:rFonts w:ascii="Times New Roman" w:hAnsi="Times New Roman" w:cs="Times New Roman"/>
-          <w:sz w:val="28"/>
-          <w:szCs w:val="28"/>
-        </w:rPr>
-        <w:t xml:space="preserve">            </w:t>
-      </w:r>
-      <w:proofErr w:type="spellStart"/>
-      <w:r>
-        <w:rPr>
-          <w:rFonts w:ascii="Times New Roman" w:hAnsi="Times New Roman" w:cs="Times New Roman"/>
-          <w:sz w:val="28"/>
-          <w:szCs w:val="28"/>
-        </w:rPr>
-        <w:t>CurrentPlayer</w:t>
-      </w:r>
-      <w:proofErr w:type="spellEnd"/>
-      <w:r>
-        <w:rPr>
-          <w:rFonts w:ascii="Times New Roman" w:hAnsi="Times New Roman" w:cs="Times New Roman"/>
-          <w:sz w:val="28"/>
-          <w:szCs w:val="28"/>
-        </w:rPr>
-        <w:t xml:space="preserve"> = "X";</w:t>
-      </w:r>
-    </w:p>
-    <w:p>
-      <w:pPr>
-        <w:spacing w:after="0" w:line="240" w:lineRule="auto"/>
-        <w:rPr>
-          <w:rFonts w:ascii="Times New Roman" w:hAnsi="Times New Roman" w:cs="Times New Roman"/>
-          <w:sz w:val="28"/>
-          <w:szCs w:val="28"/>
-          <w:lang w:val="en-US"/>
-        </w:rPr>
-      </w:pPr>
-      <w:r>
-        <w:rPr>
-          <w:rFonts w:ascii="Times New Roman" w:hAnsi="Times New Roman" w:cs="Times New Roman"/>
-          <w:sz w:val="28"/>
-          <w:szCs w:val="28"/>
-        </w:rPr>
-        <w:t xml:space="preserve">        }</w:t>
-      </w:r>
-    </w:p>
-    <w:p>
-      <w:pPr>
-        <w:spacing w:after="0" w:line="240" w:lineRule="auto"/>
-        <w:rPr>
-          <w:rFonts w:ascii="Times New Roman" w:hAnsi="Times New Roman" w:cs="Times New Roman"/>
-          <w:sz w:val="28"/>
-          <w:szCs w:val="28"/>
-        </w:rPr>
-      </w:pPr>
-      <w:r>
-        <w:rPr>
-          <w:rFonts w:ascii="Times New Roman" w:hAnsi="Times New Roman" w:cs="Times New Roman"/>
-          <w:sz w:val="28"/>
-          <w:szCs w:val="28"/>
-        </w:rPr>
-        <w:t xml:space="preserve">        </w:t>
-      </w:r>
-      <w:proofErr w:type="spellStart"/>
-      <w:r>
-        <w:rPr>
-          <w:rFonts w:ascii="Times New Roman" w:hAnsi="Times New Roman" w:cs="Times New Roman"/>
-          <w:sz w:val="28"/>
-          <w:szCs w:val="28"/>
-        </w:rPr>
-        <w:t>public</w:t>
-      </w:r>
-      <w:proofErr w:type="spellEnd"/>
-      <w:r>
-        <w:rPr>
-          <w:rFonts w:ascii="Times New Roman" w:hAnsi="Times New Roman" w:cs="Times New Roman"/>
-          <w:sz w:val="28"/>
-          <w:szCs w:val="28"/>
-        </w:rPr>
-        <w:t xml:space="preserve"> </w:t>
-      </w:r>
-      <w:proofErr w:type="spellStart"/>
-      <w:r>
-        <w:rPr>
-          <w:rFonts w:ascii="Times New Roman" w:hAnsi="Times New Roman" w:cs="Times New Roman"/>
-          <w:sz w:val="28"/>
-          <w:szCs w:val="28"/>
-        </w:rPr>
-        <w:t>bool</w:t>
-      </w:r>
-      <w:proofErr w:type="spellEnd"/>
-      <w:r>
-        <w:rPr>
-          <w:rFonts w:ascii="Times New Roman" w:hAnsi="Times New Roman" w:cs="Times New Roman"/>
-          <w:sz w:val="28"/>
-          <w:szCs w:val="28"/>
-        </w:rPr>
-        <w:t xml:space="preserve"> </w:t>
-      </w:r>
-      <w:proofErr w:type="spellStart"/>
-      <w:r>
-        <w:rPr>
-          <w:rFonts w:ascii="Times New Roman" w:hAnsi="Times New Roman" w:cs="Times New Roman"/>
-          <w:sz w:val="28"/>
-          <w:szCs w:val="28"/>
-        </w:rPr>
-        <w:t>MakeMove</w:t>
-      </w:r>
-      <w:proofErr w:type="spellEnd"/>
-      <w:r>
-        <w:rPr>
-          <w:rFonts w:ascii="Times New Roman" w:hAnsi="Times New Roman" w:cs="Times New Roman"/>
-          <w:sz w:val="28"/>
-          <w:szCs w:val="28"/>
-        </w:rPr>
-        <w:t>(</w:t>
-      </w:r>
-      <w:proofErr w:type="spellStart"/>
-      <w:r>
-        <w:rPr>
-          <w:rFonts w:ascii="Times New Roman" w:hAnsi="Times New Roman" w:cs="Times New Roman"/>
-          <w:sz w:val="28"/>
-          <w:szCs w:val="28"/>
-        </w:rPr>
-        <w:t>int</w:t>
-      </w:r>
-      <w:proofErr w:type="spellEnd"/>
-      <w:r>
-        <w:rPr>
-          <w:rFonts w:ascii="Times New Roman" w:hAnsi="Times New Roman" w:cs="Times New Roman"/>
-          <w:sz w:val="28"/>
-          <w:szCs w:val="28"/>
-        </w:rPr>
-        <w:t xml:space="preserve"> r, </w:t>
-      </w:r>
-      <w:proofErr w:type="spellStart"/>
-      <w:r>
-        <w:rPr>
-          <w:rFonts w:ascii="Times New Roman" w:hAnsi="Times New Roman" w:cs="Times New Roman"/>
-          <w:sz w:val="28"/>
-          <w:szCs w:val="28"/>
-        </w:rPr>
-        <w:t>int</w:t>
-      </w:r>
-      <w:proofErr w:type="spellEnd"/>
-      <w:r>
-        <w:rPr>
-          <w:rFonts w:ascii="Times New Roman" w:hAnsi="Times New Roman" w:cs="Times New Roman"/>
-          <w:sz w:val="28"/>
-          <w:szCs w:val="28"/>
-        </w:rPr>
-        <w:t xml:space="preserve"> c)</w:t>
-      </w:r>
-    </w:p>
-    <w:p>
-      <w:pPr>
-        <w:spacing w:after="0" w:line="240" w:lineRule="auto"/>
-        <w:rPr>
-          <w:rFonts w:ascii="Times New Roman" w:hAnsi="Times New Roman" w:cs="Times New Roman"/>
-          <w:sz w:val="28"/>
-          <w:szCs w:val="28"/>
-        </w:rPr>
-      </w:pPr>
-      <w:r>
-        <w:rPr>
-          <w:rFonts w:ascii="Times New Roman" w:hAnsi="Times New Roman" w:cs="Times New Roman"/>
-          <w:sz w:val="28"/>
-          <w:szCs w:val="28"/>
-        </w:rPr>
-        <w:t xml:space="preserve">        {</w:t>
-      </w:r>
-    </w:p>
-    <w:p>
-      <w:pPr>
-        <w:spacing w:after="0" w:line="240" w:lineRule="auto"/>
-        <w:rPr>
-          <w:rFonts w:ascii="Times New Roman" w:hAnsi="Times New Roman" w:cs="Times New Roman"/>
-          <w:sz w:val="28"/>
-          <w:szCs w:val="28"/>
-          <w:lang w:val="en-US"/>
-        </w:rPr>
-      </w:pPr>
-      <w:r>
-        <w:rPr>
-          <w:rFonts w:ascii="Times New Roman" w:hAnsi="Times New Roman" w:cs="Times New Roman"/>
-          <w:sz w:val="28"/>
-          <w:szCs w:val="28"/>
-        </w:rPr>
-        <w:t xml:space="preserve">            </w:t>
-      </w:r>
-      <w:proofErr w:type="spellStart"/>
-      <w:r>
-        <w:rPr>
-          <w:rFonts w:ascii="Times New Roman" w:hAnsi="Times New Roman" w:cs="Times New Roman"/>
-          <w:sz w:val="28"/>
-          <w:szCs w:val="28"/>
-        </w:rPr>
-        <w:t>if</w:t>
-      </w:r>
-      <w:proofErr w:type="spellEnd"/>
-      <w:r>
-        <w:rPr>
-          <w:rFonts w:ascii="Times New Roman" w:hAnsi="Times New Roman" w:cs="Times New Roman"/>
-          <w:sz w:val="28"/>
-          <w:szCs w:val="28"/>
-        </w:rPr>
-        <w:t xml:space="preserve"> (</w:t>
-      </w:r>
-      <w:proofErr w:type="spellStart"/>
-      <w:r>
-        <w:rPr>
-          <w:rFonts w:ascii="Times New Roman" w:hAnsi="Times New Roman" w:cs="Times New Roman"/>
-          <w:sz w:val="28"/>
-          <w:szCs w:val="28"/>
-        </w:rPr>
-        <w:t>Board</w:t>
-      </w:r>
-      <w:proofErr w:type="spellEnd"/>
-      <w:r>
-        <w:rPr>
-          <w:rFonts w:ascii="Times New Roman" w:hAnsi="Times New Roman" w:cs="Times New Roman"/>
-          <w:sz w:val="28"/>
-          <w:szCs w:val="28"/>
-        </w:rPr>
         <w:t xml:space="preserve">[r, c] != </w:t>
       </w:r>
       <w:proofErr w:type="spellStart"/>
@@ -19195,25 +18999,7 @@
           <w:sz w:val="28"/>
           <w:szCs w:val="28"/>
         </w:rPr>
-        <w:t xml:space="preserve">) </w:t>
-      </w:r>
-      <w:proofErr w:type="spellStart"/>
-      <w:r>
-        <w:rPr>
-          <w:rFonts w:ascii="Times New Roman" w:hAnsi="Times New Roman" w:cs="Times New Roman"/>
-          <w:sz w:val="28"/>
-          <w:szCs w:val="28"/>
-        </w:rPr>
-        <w:t>return</w:t>
-      </w:r>
-      <w:proofErr w:type="spellEnd"/>
-      <w:r>
-        <w:rPr>
-          <w:rFonts w:ascii="Times New Roman" w:hAnsi="Times New Roman" w:cs="Times New Roman"/>
-          <w:sz w:val="28"/>
-          <w:szCs w:val="28"/>
-        </w:rPr>
-        <w:t xml:space="preserve"> </w:t>
+        <w:t xml:space="preserve">) return </w:t>
       </w:r>
       <w:proofErr w:type="spellStart"/>
       <w:r>
@@ -19738,25 +19524,7 @@
           <w:sz w:val="28"/>
           <w:szCs w:val="28"/>
         </w:rPr>
-        <w:t xml:space="preserve"> </w:t>
-      </w:r>
-      <w:proofErr w:type="spellStart"/>
-      <w:r>
-        <w:rPr>
-          <w:rFonts w:ascii="Times New Roman" w:hAnsi="Times New Roman" w:cs="Times New Roman"/>
-          <w:sz w:val="28"/>
-          <w:szCs w:val="28"/>
-        </w:rPr>
-        <w:t>Board</w:t>
-      </w:r>
-      <w:proofErr w:type="spellEnd"/>
-      <w:r>
-        <w:rPr>
-          <w:rFonts w:ascii="Times New Roman" w:hAnsi="Times New Roman" w:cs="Times New Roman"/>
-          <w:sz w:val="28"/>
-          <w:szCs w:val="28"/>
-        </w:rPr>
-        <w:t>[i, 0];</w:t>
+        <w:t xml:space="preserve"> Board[i, 0];</w:t>
       </w:r>
     </w:p>
     <w:p>
@@ -21572,6 +21340,7 @@
       <w:r>
         <w:rPr>
           <w:rFonts w:ascii="Times New Roman" w:hAnsi="Times New Roman" w:cs="Times New Roman"/>
+          <w:noProof/>
           <w:sz w:val="28"/>
           <w:szCs w:val="28"/>
         </w:rPr>
@@ -25892,6 +25661,7 @@
   <w:style w:type="character" w:default="1" w:styleId="a0">
     <w:name w:val="Default Paragraph Font"/>
     <w:uiPriority w:val="1"/>
+    <w:semiHidden/>
     <w:unhideWhenUsed/>
   </w:style>
   <w:style w:type="table" w:default="1" w:styleId="a1">
